--- a/开发平台/codex/项目/人员简历筛选和重组/output/风险管理批量/09-并表管理/国开行人员团队简历-董钊.docx
+++ b/开发平台/codex/项目/人员简历筛选和重组/output/风险管理批量/09-并表管理/国开行人员团队简历-董钊.docx
@@ -133,11 +133,9 @@
           <ns0:p>
             <ns0:r>
               <ns0:rPr>
-                <ns0:rFonts ns0:ascii="仿宋" ns0:hAnsi="仿宋" ns0:eastAsia="仿宋" ns0:cs="仿宋"/>
-                <ns0:sz ns0:val="24"/>
-                <ns0:szCs ns0:val="24"/>
-              </ns0:rPr>
-              <ns0:t>1985-02-01</ns0:t>
+                <ns0:rFonts ns0:ascii="仿宋" ns0:hAnsi="仿宋"/>
+              </ns0:rPr>
+              <ns0:t>41</ns0:t>
             </ns0:r>
           </ns0:p>
         </ns0:tc>
@@ -513,21 +511,8 @@
             <ns0:gridSpan ns0:val="4"/>
             <ns0:vAlign ns0:val="center"/>
           </ns0:tcPr>
-          <ns0:p ns2:paraId="1E629E02" ns2:textId="77777777" ns0:rsidR="000010AB" ns0:rsidRDefault="000010AB" ns0:rsidP="00664128">
-            <ns0:pPr>
-              <ns0:jc ns0:val="center"/>
-              <ns0:rPr>
-                <ns0:rFonts ns0:ascii="仿宋" ns0:eastAsia="仿宋" ns0:hAnsi="仿宋" ns0:cs="仿宋" ns0:hint="eastAsia"/>
-                <ns0:caps/>
-                <ns0:szCs ns0:val="21"/>
-              </ns0:rPr>
-            </ns0:pPr>
-            <ns0:r>
-              <ns0:rPr>
-                <ns0:rFonts ns0:ascii="仿宋" ns0:eastAsia="仿宋" ns0:hAnsi="仿宋" ns0:cs="仿宋" ns0:hint="eastAsia"/>
-                <ns0:szCs ns0:val="24"/>
-                <ns0:sz ns0:val="24"/>
-              </ns0:rPr>
+          <ns0:p>
+            <ns0:r>
               <ns0:t>拟在本项目任职</ns0:t>
             </ns0:r>
           </ns0:p>
@@ -2923,6 +2908,8 @@
       </ns0:pPr>
     </ns0:p>
     <ns0:sectPr ns0:rsidR="003149F0">
+      <ns0:headerReference xmlns:r="http://schemas.openxmlformats.org/officeDocument/2006/relationships" ns0:type="default" r:id="rId6"/>
+      <ns0:footerReference xmlns:r="http://schemas.openxmlformats.org/officeDocument/2006/relationships" ns0:type="default" r:id="rId7"/>
       <ns0:pgSz ns0:w="11906" ns0:h="16838"/>
       <ns0:pgMar ns0:top="1440" ns0:right="1800" ns0:bottom="1440" ns0:left="1800" ns0:header="851" ns0:footer="992" ns0:gutter="0"/>
       <ns0:cols ns0:space="425"/>
@@ -2930,6 +2917,26 @@
     </ns0:sectPr>
   </ns0:body>
 </ns0:document>
+</file>
+
+<file path=word/footer1.xml><?xml version="1.0" encoding="utf-8"?>
+<w:ftr xmlns:m="http://schemas.openxmlformats.org/officeDocument/2006/math" xmlns:mc="http://schemas.openxmlformats.org/markup-compatibility/2006" xmlns:mo="http://schemas.microsoft.com/office/mac/office/2008/main" xmlns:mv="urn:schemas-microsoft-com:mac:vml" xmlns:o="urn:schemas-microsoft-com:office:office" xmlns:r="http://schemas.openxmlformats.org/officeDocument/2006/relationships" xmlns:v="urn:schemas-microsoft-com:vml" xmlns:w10="urn:schemas-microsoft-com:office:word" xmlns:w14="http://schemas.microsoft.com/office/word/2010/wordml" xmlns:w="http://schemas.openxmlformats.org/wordprocessingml/2006/main" xmlns:wne="http://schemas.microsoft.com/office/word/2006/wordml" xmlns:wp14="http://schemas.microsoft.com/office/word/2010/wordprocessingDrawing" xmlns:wp="http://schemas.openxmlformats.org/drawingml/2006/wordprocessingDrawing" xmlns:wpc="http://schemas.microsoft.com/office/word/2010/wordprocessingCanvas" xmlns:wpg="http://schemas.microsoft.com/office/word/2010/wordprocessingGroup" xmlns:wpi="http://schemas.microsoft.com/office/word/2010/wordprocessingInk" xmlns:wps="http://schemas.microsoft.com/office/word/2010/wordprocessingShape" mc:Ignorable="w14 wp14">
+  <w:p>
+    <w:pPr>
+      <w:pStyle w:val="Footer"/>
+    </w:pPr>
+  </w:p>
+</w:ftr>
+</file>
+
+<file path=word/header1.xml><?xml version="1.0" encoding="utf-8"?>
+<w:hdr xmlns:m="http://schemas.openxmlformats.org/officeDocument/2006/math" xmlns:mc="http://schemas.openxmlformats.org/markup-compatibility/2006" xmlns:mo="http://schemas.microsoft.com/office/mac/office/2008/main" xmlns:mv="urn:schemas-microsoft-com:mac:vml" xmlns:o="urn:schemas-microsoft-com:office:office" xmlns:r="http://schemas.openxmlformats.org/officeDocument/2006/relationships" xmlns:v="urn:schemas-microsoft-com:vml" xmlns:w10="urn:schemas-microsoft-com:office:word" xmlns:w14="http://schemas.microsoft.com/office/word/2010/wordml" xmlns:w="http://schemas.openxmlformats.org/wordprocessingml/2006/main" xmlns:wne="http://schemas.microsoft.com/office/word/2006/wordml" xmlns:wp14="http://schemas.microsoft.com/office/word/2010/wordprocessingDrawing" xmlns:wp="http://schemas.openxmlformats.org/drawingml/2006/wordprocessingDrawing" xmlns:wpc="http://schemas.microsoft.com/office/word/2010/wordprocessingCanvas" xmlns:wpg="http://schemas.microsoft.com/office/word/2010/wordprocessingGroup" xmlns:wpi="http://schemas.microsoft.com/office/word/2010/wordprocessingInk" xmlns:wps="http://schemas.microsoft.com/office/word/2010/wordprocessingShape" mc:Ignorable="w14 wp14">
+  <w:p>
+    <w:pPr>
+      <w:pStyle w:val="Header"/>
+    </w:pPr>
+  </w:p>
+</w:hdr>
 </file>
 
 <file path=word/styles.xml><?xml version="1.0" encoding="utf-8"?>

--- a/开发平台/codex/项目/人员简历筛选和重组/output/风险管理批量/09-并表管理/国开行人员团队简历-董钊.docx
+++ b/开发平台/codex/项目/人员简历筛选和重组/output/风险管理批量/09-并表管理/国开行人员团队简历-董钊.docx
@@ -939,13 +939,14 @@
             <ns0:vAlign ns0:val="center"/>
           </ns0:tcPr>
           <ns0:p>
-            <ns0:r>
-              <ns0:rPr>
-                <ns0:rFonts ns0:ascii="仿宋" ns0:hAnsi="仿宋" ns0:eastAsia="仿宋" ns0:cs="仿宋"/>
-                <ns0:sz ns0:val="24"/>
-                <ns0:szCs ns0:val="24"/>
-              </ns0:rPr>
-              <ns0:t>2025.11-至今</ns0:t>
+            <ns0:pPr>
+              <ns0:spacing ns0:before="0" ns0:after="0" ns0:line="240" ns0:lineRule="auto"/>
+            </ns0:pPr>
+            <ns0:r>
+              <ns0:rPr>
+                <ns0:rFonts ns0:ascii="仿宋" ns0:hAnsi="仿宋"/>
+              </ns0:rPr>
+              <ns0:t>2025.01-至今</ns0:t>
             </ns0:r>
           </ns0:p>
         </ns0:tc>
@@ -956,13 +957,14 @@
             <ns0:vAlign ns0:val="center"/>
           </ns0:tcPr>
           <ns0:p>
-            <ns0:r>
-              <ns0:rPr>
-                <ns0:rFonts ns0:ascii="仿宋" ns0:hAnsi="仿宋" ns0:eastAsia="仿宋" ns0:cs="仿宋"/>
-                <ns0:sz ns0:val="24"/>
-                <ns0:szCs ns0:val="24"/>
-              </ns0:rPr>
-              <ns0:t>新疆银行一表通建设项目</ns0:t>
+            <ns0:pPr>
+              <ns0:spacing ns0:before="0" ns0:after="0" ns0:line="240" ns0:lineRule="auto"/>
+            </ns0:pPr>
+            <ns0:r>
+              <ns0:rPr>
+                <ns0:rFonts ns0:ascii="仿宋" ns0:hAnsi="仿宋"/>
+              </ns0:rPr>
+              <ns0:t>平安银行2025年非零开发零售开发人力外包</ns0:t>
             </ns0:r>
           </ns0:p>
         </ns0:tc>
@@ -973,13 +975,14 @@
             <ns0:vAlign ns0:val="center"/>
           </ns0:tcPr>
           <ns0:p>
-            <ns0:r>
-              <ns0:rPr>
-                <ns0:rFonts ns0:ascii="仿宋" ns0:hAnsi="仿宋" ns0:eastAsia="仿宋" ns0:cs="仿宋"/>
-                <ns0:sz ns0:val="24"/>
-                <ns0:szCs ns0:val="24"/>
-              </ns0:rPr>
-              <ns0:t>项目总监</ns0:t>
+            <ns0:pPr>
+              <ns0:spacing ns0:before="0" ns0:after="0" ns0:line="240" ns0:lineRule="auto"/>
+            </ns0:pPr>
+            <ns0:r>
+              <ns0:rPr>
+                <ns0:rFonts ns0:ascii="仿宋" ns0:hAnsi="仿宋"/>
+              </ns0:rPr>
+              <ns0:t>项目经理</ns0:t>
             </ns0:r>
           </ns0:p>
         </ns0:tc>
@@ -990,13 +993,14 @@
             <ns0:vAlign ns0:val="center"/>
           </ns0:tcPr>
           <ns0:p>
-            <ns0:r>
-              <ns0:rPr>
-                <ns0:rFonts ns0:ascii="仿宋" ns0:hAnsi="仿宋" ns0:eastAsia="仿宋" ns0:cs="仿宋"/>
-                <ns0:sz ns0:val="24"/>
-                <ns0:szCs ns0:val="24"/>
-              </ns0:rPr>
-              <ns0:t>项目资源协调、项目指导、里程碑评审等</ns0:t>
+            <ns0:pPr>
+              <ns0:spacing ns0:before="0" ns0:after="0" ns0:line="240" ns0:lineRule="auto"/>
+            </ns0:pPr>
+            <ns0:r>
+              <ns0:rPr>
+                <ns0:rFonts ns0:ascii="仿宋" ns0:hAnsi="仿宋"/>
+              </ns0:rPr>
+              <ns0:t>1.负责平安银行2025年非零开发零售开发人力外包项目计划、里程碑推进和跨团队沟通协调;2.组织需求评审、开发排期、测试验收和上线发布，跟踪项目风险与问题闭环;3.沉淀周报、状态报告和交付资料，保障项目按节点推进。</ns0:t>
             </ns0:r>
           </ns0:p>
         </ns0:tc>
@@ -1012,13 +1016,14 @@
             <ns0:vAlign ns0:val="center"/>
           </ns0:tcPr>
           <ns0:p>
-            <ns0:r>
-              <ns0:rPr>
-                <ns0:rFonts ns0:ascii="仿宋" ns0:hAnsi="仿宋" ns0:eastAsia="仿宋" ns0:cs="仿宋"/>
-                <ns0:sz ns0:val="24"/>
-                <ns0:szCs ns0:val="24"/>
-              </ns0:rPr>
-              <ns0:t>2025.01-2025.11</ns0:t>
+            <ns0:pPr>
+              <ns0:spacing ns0:before="0" ns0:after="0" ns0:line="240" ns0:lineRule="auto"/>
+            </ns0:pPr>
+            <ns0:r>
+              <ns0:rPr>
+                <ns0:rFonts ns0:ascii="仿宋" ns0:hAnsi="仿宋"/>
+              </ns0:rPr>
+              <ns0:t>2024.06-2024.12</ns0:t>
             </ns0:r>
           </ns0:p>
         </ns0:tc>
@@ -1029,13 +1034,14 @@
             <ns0:vAlign ns0:val="center"/>
           </ns0:tcPr>
           <ns0:p>
-            <ns0:r>
-              <ns0:rPr>
-                <ns0:rFonts ns0:ascii="仿宋" ns0:hAnsi="仿宋" ns0:eastAsia="仿宋" ns0:cs="仿宋"/>
-                <ns0:sz ns0:val="24"/>
-                <ns0:szCs ns0:val="24"/>
-              </ns0:rPr>
-              <ns0:t>秦农银行统一报送平台改造项目</ns0:t>
+            <ns0:pPr>
+              <ns0:spacing ns0:before="0" ns0:after="0" ns0:line="240" ns0:lineRule="auto"/>
+            </ns0:pPr>
+            <ns0:r>
+              <ns0:rPr>
+                <ns0:rFonts ns0:ascii="仿宋" ns0:hAnsi="仿宋"/>
+              </ns0:rPr>
+              <ns0:t>山西农商智能风险管控平台建设项目</ns0:t>
             </ns0:r>
           </ns0:p>
         </ns0:tc>
@@ -1046,13 +1052,14 @@
             <ns0:vAlign ns0:val="center"/>
           </ns0:tcPr>
           <ns0:p>
-            <ns0:r>
-              <ns0:rPr>
-                <ns0:rFonts ns0:ascii="仿宋" ns0:hAnsi="仿宋" ns0:eastAsia="仿宋" ns0:cs="仿宋"/>
-                <ns0:sz ns0:val="24"/>
-                <ns0:szCs ns0:val="24"/>
-              </ns0:rPr>
-              <ns0:t>项目总监</ns0:t>
+            <ns0:pPr>
+              <ns0:spacing ns0:before="0" ns0:after="0" ns0:line="240" ns0:lineRule="auto"/>
+            </ns0:pPr>
+            <ns0:r>
+              <ns0:rPr>
+                <ns0:rFonts ns0:ascii="仿宋" ns0:hAnsi="仿宋"/>
+              </ns0:rPr>
+              <ns0:t>项目经理</ns0:t>
             </ns0:r>
           </ns0:p>
         </ns0:tc>
@@ -1063,13 +1070,14 @@
             <ns0:vAlign ns0:val="center"/>
           </ns0:tcPr>
           <ns0:p>
-            <ns0:r>
-              <ns0:rPr>
-                <ns0:rFonts ns0:ascii="仿宋" ns0:hAnsi="仿宋" ns0:eastAsia="仿宋" ns0:cs="仿宋"/>
-                <ns0:sz ns0:val="24"/>
-                <ns0:szCs ns0:val="24"/>
-              </ns0:rPr>
-              <ns0:t>项目资源协调、项目指导、里程碑评审等</ns0:t>
+            <ns0:pPr>
+              <ns0:spacing ns0:before="0" ns0:after="0" ns0:line="240" ns0:lineRule="auto"/>
+            </ns0:pPr>
+            <ns0:r>
+              <ns0:rPr>
+                <ns0:rFonts ns0:ascii="仿宋" ns0:hAnsi="仿宋"/>
+              </ns0:rPr>
+              <ns0:t>1.负责山西农商智能风险管控平台建设项目项目计划、里程碑推进和跨团队沟通协调;2.组织需求评审、开发排期、测试验收和上线发布，跟踪项目风险与问题闭环;3.沉淀周报、状态报告和交付资料，保障项目按节点推进。</ns0:t>
             </ns0:r>
           </ns0:p>
         </ns0:tc>
@@ -1085,13 +1093,14 @@
             <ns0:vAlign ns0:val="center"/>
           </ns0:tcPr>
           <ns0:p>
-            <ns0:r>
-              <ns0:rPr>
-                <ns0:rFonts ns0:ascii="仿宋" ns0:hAnsi="仿宋" ns0:eastAsia="仿宋" ns0:cs="仿宋"/>
-                <ns0:sz ns0:val="24"/>
-                <ns0:szCs ns0:val="24"/>
-              </ns0:rPr>
-              <ns0:t>2024.04-2024.12</ns0:t>
+            <ns0:pPr>
+              <ns0:spacing ns0:before="0" ns0:after="0" ns0:line="240" ns0:lineRule="auto"/>
+            </ns0:pPr>
+            <ns0:r>
+              <ns0:rPr>
+                <ns0:rFonts ns0:ascii="仿宋" ns0:hAnsi="仿宋"/>
+              </ns0:rPr>
+              <ns0:t>2023.11-2024.05</ns0:t>
             </ns0:r>
           </ns0:p>
         </ns0:tc>
@@ -1102,13 +1111,14 @@
             <ns0:vAlign ns0:val="center"/>
           </ns0:tcPr>
           <ns0:p>
-            <ns0:r>
-              <ns0:rPr>
-                <ns0:rFonts ns0:ascii="仿宋" ns0:hAnsi="仿宋" ns0:eastAsia="仿宋" ns0:cs="仿宋"/>
-                <ns0:sz ns0:val="24"/>
-                <ns0:szCs ns0:val="24"/>
-              </ns0:rPr>
-              <ns0:t>郑州银行2024年基础数据模型优化项目</ns0:t>
+            <ns0:pPr>
+              <ns0:spacing ns0:before="0" ns0:after="0" ns0:line="240" ns0:lineRule="auto"/>
+            </ns0:pPr>
+            <ns0:r>
+              <ns0:rPr>
+                <ns0:rFonts ns0:ascii="仿宋" ns0:hAnsi="仿宋"/>
+              </ns0:rPr>
+              <ns0:t>平安银行产品风险及表外监测项目</ns0:t>
             </ns0:r>
           </ns0:p>
         </ns0:tc>
@@ -1119,13 +1129,14 @@
             <ns0:vAlign ns0:val="center"/>
           </ns0:tcPr>
           <ns0:p>
-            <ns0:r>
-              <ns0:rPr>
-                <ns0:rFonts ns0:ascii="仿宋" ns0:hAnsi="仿宋" ns0:eastAsia="仿宋" ns0:cs="仿宋"/>
-                <ns0:sz ns0:val="24"/>
-                <ns0:szCs ns0:val="24"/>
-              </ns0:rPr>
-              <ns0:t>项目总监</ns0:t>
+            <ns0:pPr>
+              <ns0:spacing ns0:before="0" ns0:after="0" ns0:line="240" ns0:lineRule="auto"/>
+            </ns0:pPr>
+            <ns0:r>
+              <ns0:rPr>
+                <ns0:rFonts ns0:ascii="仿宋" ns0:hAnsi="仿宋"/>
+              </ns0:rPr>
+              <ns0:t>项目经理</ns0:t>
             </ns0:r>
           </ns0:p>
         </ns0:tc>
@@ -1136,13 +1147,14 @@
             <ns0:vAlign ns0:val="center"/>
           </ns0:tcPr>
           <ns0:p>
-            <ns0:r>
-              <ns0:rPr>
-                <ns0:rFonts ns0:ascii="仿宋" ns0:hAnsi="仿宋" ns0:eastAsia="仿宋" ns0:cs="仿宋"/>
-                <ns0:sz ns0:val="24"/>
-                <ns0:szCs ns0:val="24"/>
-              </ns0:rPr>
-              <ns0:t>项目资源协调、项目指导、里程碑评审等</ns0:t>
+            <ns0:pPr>
+              <ns0:spacing ns0:before="0" ns0:after="0" ns0:line="240" ns0:lineRule="auto"/>
+            </ns0:pPr>
+            <ns0:r>
+              <ns0:rPr>
+                <ns0:rFonts ns0:ascii="仿宋" ns0:hAnsi="仿宋"/>
+              </ns0:rPr>
+              <ns0:t>1.负责平安银行产品风险及表外监测项目项目计划、里程碑推进和跨团队沟通协调;2.组织需求评审、开发排期、测试验收和上线发布，跟踪项目风险与问题闭环;3.沉淀周报、状态报告和交付资料，保障项目按节点推进。</ns0:t>
             </ns0:r>
           </ns0:p>
         </ns0:tc>
@@ -1158,13 +1170,14 @@
             <ns0:vAlign ns0:val="center"/>
           </ns0:tcPr>
           <ns0:p>
-            <ns0:r>
-              <ns0:rPr>
-                <ns0:rFonts ns0:ascii="仿宋" ns0:hAnsi="仿宋" ns0:eastAsia="仿宋" ns0:cs="仿宋"/>
-                <ns0:sz ns0:val="24"/>
-                <ns0:szCs ns0:val="24"/>
-              </ns0:rPr>
-              <ns0:t>2023.10-2024.03</ns0:t>
+            <ns0:pPr>
+              <ns0:spacing ns0:before="0" ns0:after="0" ns0:line="240" ns0:lineRule="auto"/>
+            </ns0:pPr>
+            <ns0:r>
+              <ns0:rPr>
+                <ns0:rFonts ns0:ascii="仿宋" ns0:hAnsi="仿宋"/>
+              </ns0:rPr>
+              <ns0:t>2021.08-2023.10</ns0:t>
             </ns0:r>
           </ns0:p>
         </ns0:tc>
@@ -1175,13 +1188,14 @@
             <ns0:vAlign ns0:val="center"/>
           </ns0:tcPr>
           <ns0:p>
-            <ns0:r>
-              <ns0:rPr>
-                <ns0:rFonts ns0:ascii="仿宋" ns0:hAnsi="仿宋" ns0:eastAsia="仿宋" ns0:cs="仿宋"/>
-                <ns0:sz ns0:val="24"/>
-                <ns0:szCs ns0:val="24"/>
-              </ns0:rPr>
-              <ns0:t>富邦华一监管报送平台</ns0:t>
+            <ns0:pPr>
+              <ns0:spacing ns0:before="0" ns0:after="0" ns0:line="240" ns0:lineRule="auto"/>
+            </ns0:pPr>
+            <ns0:r>
+              <ns0:rPr>
+                <ns0:rFonts ns0:ascii="仿宋" ns0:hAnsi="仿宋"/>
+              </ns0:rPr>
+              <ns0:t>平安银行智慧合规及零售开发支持项目</ns0:t>
             </ns0:r>
           </ns0:p>
         </ns0:tc>
@@ -1192,13 +1206,14 @@
             <ns0:vAlign ns0:val="center"/>
           </ns0:tcPr>
           <ns0:p>
-            <ns0:r>
-              <ns0:rPr>
-                <ns0:rFonts ns0:ascii="仿宋" ns0:hAnsi="仿宋" ns0:eastAsia="仿宋" ns0:cs="仿宋"/>
-                <ns0:sz ns0:val="24"/>
-                <ns0:szCs ns0:val="24"/>
-              </ns0:rPr>
-              <ns0:t>业务专家</ns0:t>
+            <ns0:pPr>
+              <ns0:spacing ns0:before="0" ns0:after="0" ns0:line="240" ns0:lineRule="auto"/>
+            </ns0:pPr>
+            <ns0:r>
+              <ns0:rPr>
+                <ns0:rFonts ns0:ascii="仿宋" ns0:hAnsi="仿宋"/>
+              </ns0:rPr>
+              <ns0:t>项目经理</ns0:t>
             </ns0:r>
           </ns0:p>
         </ns0:tc>
@@ -1209,13 +1224,14 @@
             <ns0:vAlign ns0:val="center"/>
           </ns0:tcPr>
           <ns0:p>
-            <ns0:r>
-              <ns0:rPr>
-                <ns0:rFonts ns0:ascii="仿宋" ns0:hAnsi="仿宋" ns0:eastAsia="仿宋" ns0:cs="仿宋"/>
-                <ns0:sz ns0:val="24"/>
-                <ns0:szCs ns0:val="24"/>
-              </ns0:rPr>
-              <ns0:t>业务口径咨询与数据分析</ns0:t>
+            <ns0:pPr>
+              <ns0:spacing ns0:before="0" ns0:after="0" ns0:line="240" ns0:lineRule="auto"/>
+            </ns0:pPr>
+            <ns0:r>
+              <ns0:rPr>
+                <ns0:rFonts ns0:ascii="仿宋" ns0:hAnsi="仿宋"/>
+              </ns0:rPr>
+              <ns0:t>1.负责平安银行智慧合规及零售开发支持项目项目计划、里程碑推进和跨团队沟通协调;2.组织需求评审、开发排期、测试验收和上线发布，跟踪项目风险与问题闭环;3.沉淀周报、状态报告和交付资料，保障项目按节点推进。</ns0:t>
             </ns0:r>
           </ns0:p>
         </ns0:tc>
@@ -1231,13 +1247,14 @@
             <ns0:vAlign ns0:val="center"/>
           </ns0:tcPr>
           <ns0:p>
-            <ns0:r>
-              <ns0:rPr>
-                <ns0:rFonts ns0:ascii="仿宋" ns0:hAnsi="仿宋" ns0:eastAsia="仿宋" ns0:cs="仿宋"/>
-                <ns0:sz ns0:val="24"/>
-                <ns0:szCs ns0:val="24"/>
-              </ns0:rPr>
-              <ns0:t>2023.06-2023.10</ns0:t>
+            <ns0:pPr>
+              <ns0:spacing ns0:before="0" ns0:after="0" ns0:line="240" ns0:lineRule="auto"/>
+            </ns0:pPr>
+            <ns0:r>
+              <ns0:rPr>
+                <ns0:rFonts ns0:ascii="仿宋" ns0:hAnsi="仿宋"/>
+              </ns0:rPr>
+              <ns0:t>2020.01-2021.07</ns0:t>
             </ns0:r>
           </ns0:p>
         </ns0:tc>
@@ -1248,13 +1265,14 @@
             <ns0:vAlign ns0:val="center"/>
           </ns0:tcPr>
           <ns0:p>
-            <ns0:r>
-              <ns0:rPr>
-                <ns0:rFonts ns0:ascii="仿宋" ns0:hAnsi="仿宋" ns0:eastAsia="仿宋" ns0:cs="仿宋"/>
-                <ns0:sz ns0:val="24"/>
-                <ns0:szCs ns0:val="24"/>
-              </ns0:rPr>
-              <ns0:t>新疆银行吸收合并库尔勒银行数据整合</ns0:t>
+            <ns0:pPr>
+              <ns0:spacing ns0:before="0" ns0:after="0" ns0:line="240" ns0:lineRule="auto"/>
+            </ns0:pPr>
+            <ns0:r>
+              <ns0:rPr>
+                <ns0:rFonts ns0:ascii="仿宋" ns0:hAnsi="仿宋"/>
+              </ns0:rPr>
+              <ns0:t>平安银行非零开发及零售开发支持项目</ns0:t>
             </ns0:r>
           </ns0:p>
         </ns0:tc>
@@ -1265,13 +1283,14 @@
             <ns0:vAlign ns0:val="center"/>
           </ns0:tcPr>
           <ns0:p>
-            <ns0:r>
-              <ns0:rPr>
-                <ns0:rFonts ns0:ascii="仿宋" ns0:hAnsi="仿宋" ns0:eastAsia="仿宋" ns0:cs="仿宋"/>
-                <ns0:sz ns0:val="24"/>
-                <ns0:szCs ns0:val="24"/>
-              </ns0:rPr>
-              <ns0:t>项目总监</ns0:t>
+            <ns0:pPr>
+              <ns0:spacing ns0:before="0" ns0:after="0" ns0:line="240" ns0:lineRule="auto"/>
+            </ns0:pPr>
+            <ns0:r>
+              <ns0:rPr>
+                <ns0:rFonts ns0:ascii="仿宋" ns0:hAnsi="仿宋"/>
+              </ns0:rPr>
+              <ns0:t>项目经理</ns0:t>
             </ns0:r>
           </ns0:p>
         </ns0:tc>
@@ -1282,13 +1301,14 @@
             <ns0:vAlign ns0:val="center"/>
           </ns0:tcPr>
           <ns0:p>
-            <ns0:r>
-              <ns0:rPr>
-                <ns0:rFonts ns0:ascii="仿宋" ns0:hAnsi="仿宋" ns0:eastAsia="仿宋" ns0:cs="仿宋"/>
-                <ns0:sz ns0:val="24"/>
-                <ns0:szCs ns0:val="24"/>
-              </ns0:rPr>
-              <ns0:t>项目资源协调、项目指导、里程碑评审等</ns0:t>
+            <ns0:pPr>
+              <ns0:spacing ns0:before="0" ns0:after="0" ns0:line="240" ns0:lineRule="auto"/>
+            </ns0:pPr>
+            <ns0:r>
+              <ns0:rPr>
+                <ns0:rFonts ns0:ascii="仿宋" ns0:hAnsi="仿宋"/>
+              </ns0:rPr>
+              <ns0:t>1.负责平安银行非零开发及零售开发支持项目项目计划、里程碑推进和跨团队沟通协调;2.组织需求评审、开发排期、测试验收和上线发布，跟踪项目风险与问题闭环;3.沉淀周报、状态报告和交付资料，保障项目按节点推进。</ns0:t>
             </ns0:r>
           </ns0:p>
         </ns0:tc>
@@ -1304,13 +1324,13 @@
             <ns0:vAlign ns0:val="center"/>
           </ns0:tcPr>
           <ns0:p>
-            <ns0:r>
-              <ns0:rPr>
-                <ns0:rFonts ns0:ascii="仿宋" ns0:hAnsi="仿宋" ns0:eastAsia="仿宋" ns0:cs="仿宋"/>
-                <ns0:sz ns0:val="24"/>
-                <ns0:szCs ns0:val="24"/>
-              </ns0:rPr>
-              <ns0:t>2022.12-2023.06</ns0:t>
+            <ns0:pPr>
+              <ns0:spacing ns0:before="0" ns0:after="0" ns0:line="240" ns0:lineRule="auto"/>
+            </ns0:pPr>
+            <ns0:r>
+              <ns0:rPr>
+                <ns0:rFonts ns0:ascii="仿宋" ns0:hAnsi="仿宋"/>
+              </ns0:rPr>
             </ns0:r>
           </ns0:p>
         </ns0:tc>
@@ -1321,13 +1341,13 @@
             <ns0:vAlign ns0:val="center"/>
           </ns0:tcPr>
           <ns0:p>
-            <ns0:r>
-              <ns0:rPr>
-                <ns0:rFonts ns0:ascii="仿宋" ns0:hAnsi="仿宋" ns0:eastAsia="仿宋" ns0:cs="仿宋"/>
-                <ns0:sz ns0:val="24"/>
-                <ns0:szCs ns0:val="24"/>
-              </ns0:rPr>
-              <ns0:t>新疆银行监管报送平台项目</ns0:t>
+            <ns0:pPr>
+              <ns0:spacing ns0:before="0" ns0:after="0" ns0:line="240" ns0:lineRule="auto"/>
+            </ns0:pPr>
+            <ns0:r>
+              <ns0:rPr>
+                <ns0:rFonts ns0:ascii="仿宋" ns0:hAnsi="仿宋"/>
+              </ns0:rPr>
             </ns0:r>
           </ns0:p>
         </ns0:tc>
@@ -1338,13 +1358,13 @@
             <ns0:vAlign ns0:val="center"/>
           </ns0:tcPr>
           <ns0:p>
-            <ns0:r>
-              <ns0:rPr>
-                <ns0:rFonts ns0:ascii="仿宋" ns0:hAnsi="仿宋" ns0:eastAsia="仿宋" ns0:cs="仿宋"/>
-                <ns0:sz ns0:val="24"/>
-                <ns0:szCs ns0:val="24"/>
-              </ns0:rPr>
-              <ns0:t>项目总监</ns0:t>
+            <ns0:pPr>
+              <ns0:spacing ns0:before="0" ns0:after="0" ns0:line="240" ns0:lineRule="auto"/>
+            </ns0:pPr>
+            <ns0:r>
+              <ns0:rPr>
+                <ns0:rFonts ns0:ascii="仿宋" ns0:hAnsi="仿宋"/>
+              </ns0:rPr>
             </ns0:r>
           </ns0:p>
         </ns0:tc>
@@ -1355,13 +1375,13 @@
             <ns0:vAlign ns0:val="center"/>
           </ns0:tcPr>
           <ns0:p>
-            <ns0:r>
-              <ns0:rPr>
-                <ns0:rFonts ns0:ascii="仿宋" ns0:hAnsi="仿宋" ns0:eastAsia="仿宋" ns0:cs="仿宋"/>
-                <ns0:sz ns0:val="24"/>
-                <ns0:szCs ns0:val="24"/>
-              </ns0:rPr>
-              <ns0:t>项目资源协调、项目指导、里程碑评审等</ns0:t>
+            <ns0:pPr>
+              <ns0:spacing ns0:before="0" ns0:after="0" ns0:line="240" ns0:lineRule="auto"/>
+            </ns0:pPr>
+            <ns0:r>
+              <ns0:rPr>
+                <ns0:rFonts ns0:ascii="仿宋" ns0:hAnsi="仿宋"/>
+              </ns0:rPr>
             </ns0:r>
           </ns0:p>
         </ns0:tc>
@@ -1377,13 +1397,13 @@
             <ns0:vAlign ns0:val="center"/>
           </ns0:tcPr>
           <ns0:p>
-            <ns0:r>
-              <ns0:rPr>
-                <ns0:rFonts ns0:ascii="仿宋" ns0:hAnsi="仿宋" ns0:eastAsia="仿宋" ns0:cs="仿宋"/>
-                <ns0:sz ns0:val="24"/>
-                <ns0:szCs ns0:val="24"/>
-              </ns0:rPr>
-              <ns0:t>2022.02-2022.11</ns0:t>
+            <ns0:pPr>
+              <ns0:spacing ns0:before="0" ns0:after="0" ns0:line="240" ns0:lineRule="auto"/>
+            </ns0:pPr>
+            <ns0:r>
+              <ns0:rPr>
+                <ns0:rFonts ns0:ascii="仿宋" ns0:hAnsi="仿宋"/>
+              </ns0:rPr>
             </ns0:r>
           </ns0:p>
         </ns0:tc>
@@ -1394,13 +1414,13 @@
             <ns0:vAlign ns0:val="center"/>
           </ns0:tcPr>
           <ns0:p>
-            <ns0:r>
-              <ns0:rPr>
-                <ns0:rFonts ns0:ascii="仿宋" ns0:hAnsi="仿宋" ns0:eastAsia="仿宋" ns0:cs="仿宋"/>
-                <ns0:sz ns0:val="24"/>
-                <ns0:szCs ns0:val="24"/>
-              </ns0:rPr>
-              <ns0:t>中原银行统一监管报送平台项目</ns0:t>
+            <ns0:pPr>
+              <ns0:spacing ns0:before="0" ns0:after="0" ns0:line="240" ns0:lineRule="auto"/>
+            </ns0:pPr>
+            <ns0:r>
+              <ns0:rPr>
+                <ns0:rFonts ns0:ascii="仿宋" ns0:hAnsi="仿宋"/>
+              </ns0:rPr>
             </ns0:r>
           </ns0:p>
         </ns0:tc>
@@ -1411,13 +1431,13 @@
             <ns0:vAlign ns0:val="center"/>
           </ns0:tcPr>
           <ns0:p>
-            <ns0:r>
-              <ns0:rPr>
-                <ns0:rFonts ns0:ascii="仿宋" ns0:hAnsi="仿宋" ns0:eastAsia="仿宋" ns0:cs="仿宋"/>
-                <ns0:sz ns0:val="24"/>
-                <ns0:szCs ns0:val="24"/>
-              </ns0:rPr>
-              <ns0:t>项目总监</ns0:t>
+            <ns0:pPr>
+              <ns0:spacing ns0:before="0" ns0:after="0" ns0:line="240" ns0:lineRule="auto"/>
+            </ns0:pPr>
+            <ns0:r>
+              <ns0:rPr>
+                <ns0:rFonts ns0:ascii="仿宋" ns0:hAnsi="仿宋"/>
+              </ns0:rPr>
             </ns0:r>
           </ns0:p>
         </ns0:tc>
@@ -1428,13 +1448,13 @@
             <ns0:vAlign ns0:val="center"/>
           </ns0:tcPr>
           <ns0:p>
-            <ns0:r>
-              <ns0:rPr>
-                <ns0:rFonts ns0:ascii="仿宋" ns0:hAnsi="仿宋" ns0:eastAsia="仿宋" ns0:cs="仿宋"/>
-                <ns0:sz ns0:val="24"/>
-                <ns0:szCs ns0:val="24"/>
-              </ns0:rPr>
-              <ns0:t>项目资源协调、项目指导、里程碑评审等</ns0:t>
+            <ns0:pPr>
+              <ns0:spacing ns0:before="0" ns0:after="0" ns0:line="240" ns0:lineRule="auto"/>
+            </ns0:pPr>
+            <ns0:r>
+              <ns0:rPr>
+                <ns0:rFonts ns0:ascii="仿宋" ns0:hAnsi="仿宋"/>
+              </ns0:rPr>
             </ns0:r>
           </ns0:p>
         </ns0:tc>
@@ -1450,13 +1470,13 @@
             <ns0:vAlign ns0:val="center"/>
           </ns0:tcPr>
           <ns0:p>
-            <ns0:r>
-              <ns0:rPr>
-                <ns0:rFonts ns0:ascii="仿宋" ns0:hAnsi="仿宋" ns0:eastAsia="仿宋" ns0:cs="仿宋"/>
-                <ns0:sz ns0:val="24"/>
-                <ns0:szCs ns0:val="24"/>
-              </ns0:rPr>
-              <ns0:t>2021.10-2022.02</ns0:t>
+            <ns0:pPr>
+              <ns0:spacing ns0:before="0" ns0:after="0" ns0:line="240" ns0:lineRule="auto"/>
+            </ns0:pPr>
+            <ns0:r>
+              <ns0:rPr>
+                <ns0:rFonts ns0:ascii="仿宋" ns0:hAnsi="仿宋"/>
+              </ns0:rPr>
             </ns0:r>
           </ns0:p>
         </ns0:tc>
@@ -1467,13 +1487,13 @@
             <ns0:vAlign ns0:val="center"/>
           </ns0:tcPr>
           <ns0:p>
-            <ns0:r>
-              <ns0:rPr>
-                <ns0:rFonts ns0:ascii="仿宋" ns0:hAnsi="仿宋" ns0:eastAsia="仿宋" ns0:cs="仿宋"/>
-                <ns0:sz ns0:val="24"/>
-                <ns0:szCs ns0:val="24"/>
-              </ns0:rPr>
-              <ns0:t>河南投资集团数据湖项目</ns0:t>
+            <ns0:pPr>
+              <ns0:spacing ns0:before="0" ns0:after="0" ns0:line="240" ns0:lineRule="auto"/>
+            </ns0:pPr>
+            <ns0:r>
+              <ns0:rPr>
+                <ns0:rFonts ns0:ascii="仿宋" ns0:hAnsi="仿宋"/>
+              </ns0:rPr>
             </ns0:r>
           </ns0:p>
         </ns0:tc>
@@ -1484,13 +1504,13 @@
             <ns0:vAlign ns0:val="center"/>
           </ns0:tcPr>
           <ns0:p>
-            <ns0:r>
-              <ns0:rPr>
-                <ns0:rFonts ns0:ascii="仿宋" ns0:hAnsi="仿宋" ns0:eastAsia="仿宋" ns0:cs="仿宋"/>
-                <ns0:sz ns0:val="24"/>
-                <ns0:szCs ns0:val="24"/>
-              </ns0:rPr>
-              <ns0:t>项目总监</ns0:t>
+            <ns0:pPr>
+              <ns0:spacing ns0:before="0" ns0:after="0" ns0:line="240" ns0:lineRule="auto"/>
+            </ns0:pPr>
+            <ns0:r>
+              <ns0:rPr>
+                <ns0:rFonts ns0:ascii="仿宋" ns0:hAnsi="仿宋"/>
+              </ns0:rPr>
             </ns0:r>
           </ns0:p>
         </ns0:tc>
@@ -1501,13 +1521,13 @@
             <ns0:vAlign ns0:val="center"/>
           </ns0:tcPr>
           <ns0:p>
-            <ns0:r>
-              <ns0:rPr>
-                <ns0:rFonts ns0:ascii="仿宋" ns0:hAnsi="仿宋" ns0:eastAsia="仿宋" ns0:cs="仿宋"/>
-                <ns0:sz ns0:val="24"/>
-                <ns0:szCs ns0:val="24"/>
-              </ns0:rPr>
-              <ns0:t>项目资源协调、项目指导、里程碑评审等</ns0:t>
+            <ns0:pPr>
+              <ns0:spacing ns0:before="0" ns0:after="0" ns0:line="240" ns0:lineRule="auto"/>
+            </ns0:pPr>
+            <ns0:r>
+              <ns0:rPr>
+                <ns0:rFonts ns0:ascii="仿宋" ns0:hAnsi="仿宋"/>
+              </ns0:rPr>
             </ns0:r>
           </ns0:p>
         </ns0:tc>
@@ -1523,13 +1543,13 @@
             <ns0:vAlign ns0:val="center"/>
           </ns0:tcPr>
           <ns0:p>
-            <ns0:r>
-              <ns0:rPr>
-                <ns0:rFonts ns0:ascii="仿宋" ns0:hAnsi="仿宋" ns0:eastAsia="仿宋" ns0:cs="仿宋"/>
-                <ns0:sz ns0:val="24"/>
-                <ns0:szCs ns0:val="24"/>
-              </ns0:rPr>
-              <ns0:t>2020.09-2021.10</ns0:t>
+            <ns0:pPr>
+              <ns0:spacing ns0:before="0" ns0:after="0" ns0:line="240" ns0:lineRule="auto"/>
+            </ns0:pPr>
+            <ns0:r>
+              <ns0:rPr>
+                <ns0:rFonts ns0:ascii="仿宋" ns0:hAnsi="仿宋"/>
+              </ns0:rPr>
             </ns0:r>
           </ns0:p>
         </ns0:tc>
@@ -1540,13 +1560,13 @@
             <ns0:vAlign ns0:val="center"/>
           </ns0:tcPr>
           <ns0:p>
-            <ns0:r>
-              <ns0:rPr>
-                <ns0:rFonts ns0:ascii="仿宋" ns0:hAnsi="仿宋" ns0:eastAsia="仿宋" ns0:cs="仿宋"/>
-                <ns0:sz ns0:val="24"/>
-                <ns0:szCs ns0:val="24"/>
-              </ns0:rPr>
-              <ns0:t>平顶山银行企业级数据中台建设项目</ns0:t>
+            <ns0:pPr>
+              <ns0:spacing ns0:before="0" ns0:after="0" ns0:line="240" ns0:lineRule="auto"/>
+            </ns0:pPr>
+            <ns0:r>
+              <ns0:rPr>
+                <ns0:rFonts ns0:ascii="仿宋" ns0:hAnsi="仿宋"/>
+              </ns0:rPr>
             </ns0:r>
           </ns0:p>
         </ns0:tc>
@@ -1557,13 +1577,13 @@
             <ns0:vAlign ns0:val="center"/>
           </ns0:tcPr>
           <ns0:p>
-            <ns0:r>
-              <ns0:rPr>
-                <ns0:rFonts ns0:ascii="仿宋" ns0:hAnsi="仿宋" ns0:eastAsia="仿宋" ns0:cs="仿宋"/>
-                <ns0:sz ns0:val="24"/>
-                <ns0:szCs ns0:val="24"/>
-              </ns0:rPr>
-              <ns0:t>项目经理</ns0:t>
+            <ns0:pPr>
+              <ns0:spacing ns0:before="0" ns0:after="0" ns0:line="240" ns0:lineRule="auto"/>
+            </ns0:pPr>
+            <ns0:r>
+              <ns0:rPr>
+                <ns0:rFonts ns0:ascii="仿宋" ns0:hAnsi="仿宋"/>
+              </ns0:rPr>
             </ns0:r>
           </ns0:p>
         </ns0:tc>
@@ -1574,13 +1594,13 @@
             <ns0:vAlign ns0:val="center"/>
           </ns0:tcPr>
           <ns0:p>
-            <ns0:r>
-              <ns0:rPr>
-                <ns0:rFonts ns0:ascii="仿宋" ns0:hAnsi="仿宋" ns0:eastAsia="仿宋" ns0:cs="仿宋"/>
-                <ns0:sz ns0:val="24"/>
-                <ns0:szCs ns0:val="24"/>
-              </ns0:rPr>
-              <ns0:t>负责整体架构规划、项目总体需求把控以及项目计划制定、项目总体沟通协调、项目进度监控等项目管理工作</ns0:t>
+            <ns0:pPr>
+              <ns0:spacing ns0:before="0" ns0:after="0" ns0:line="240" ns0:lineRule="auto"/>
+            </ns0:pPr>
+            <ns0:r>
+              <ns0:rPr>
+                <ns0:rFonts ns0:ascii="仿宋" ns0:hAnsi="仿宋"/>
+              </ns0:rPr>
             </ns0:r>
           </ns0:p>
         </ns0:tc>
@@ -1596,13 +1616,13 @@
             <ns0:vAlign ns0:val="center"/>
           </ns0:tcPr>
           <ns0:p>
-            <ns0:r>
-              <ns0:rPr>
-                <ns0:rFonts ns0:ascii="仿宋" ns0:hAnsi="仿宋" ns0:eastAsia="仿宋" ns0:cs="仿宋"/>
-                <ns0:sz ns0:val="24"/>
-                <ns0:szCs ns0:val="24"/>
-              </ns0:rPr>
-              <ns0:t>2019.10-2020.08</ns0:t>
+            <ns0:pPr>
+              <ns0:spacing ns0:before="0" ns0:after="0" ns0:line="240" ns0:lineRule="auto"/>
+            </ns0:pPr>
+            <ns0:r>
+              <ns0:rPr>
+                <ns0:rFonts ns0:ascii="仿宋" ns0:hAnsi="仿宋"/>
+              </ns0:rPr>
             </ns0:r>
           </ns0:p>
         </ns0:tc>
@@ -1613,13 +1633,13 @@
             <ns0:vAlign ns0:val="center"/>
           </ns0:tcPr>
           <ns0:p>
-            <ns0:r>
-              <ns0:rPr>
-                <ns0:rFonts ns0:ascii="仿宋" ns0:hAnsi="仿宋" ns0:eastAsia="仿宋" ns0:cs="仿宋"/>
-                <ns0:sz ns0:val="24"/>
-                <ns0:szCs ns0:val="24"/>
-              </ns0:rPr>
-              <ns0:t>郑州银行全面风险数据集市</ns0:t>
+            <ns0:pPr>
+              <ns0:spacing ns0:before="0" ns0:after="0" ns0:line="240" ns0:lineRule="auto"/>
+            </ns0:pPr>
+            <ns0:r>
+              <ns0:rPr>
+                <ns0:rFonts ns0:ascii="仿宋" ns0:hAnsi="仿宋"/>
+              </ns0:rPr>
             </ns0:r>
           </ns0:p>
         </ns0:tc>
@@ -1630,13 +1650,13 @@
             <ns0:vAlign ns0:val="center"/>
           </ns0:tcPr>
           <ns0:p>
-            <ns0:r>
-              <ns0:rPr>
-                <ns0:rFonts ns0:ascii="仿宋" ns0:hAnsi="仿宋" ns0:eastAsia="仿宋" ns0:cs="仿宋"/>
-                <ns0:sz ns0:val="24"/>
-                <ns0:szCs ns0:val="24"/>
-              </ns0:rPr>
-              <ns0:t>项目总监</ns0:t>
+            <ns0:pPr>
+              <ns0:spacing ns0:before="0" ns0:after="0" ns0:line="240" ns0:lineRule="auto"/>
+            </ns0:pPr>
+            <ns0:r>
+              <ns0:rPr>
+                <ns0:rFonts ns0:ascii="仿宋" ns0:hAnsi="仿宋"/>
+              </ns0:rPr>
             </ns0:r>
           </ns0:p>
         </ns0:tc>
@@ -1647,13 +1667,13 @@
             <ns0:vAlign ns0:val="center"/>
           </ns0:tcPr>
           <ns0:p>
-            <ns0:r>
-              <ns0:rPr>
-                <ns0:rFonts ns0:ascii="仿宋" ns0:hAnsi="仿宋" ns0:eastAsia="仿宋" ns0:cs="仿宋"/>
-                <ns0:sz ns0:val="24"/>
-                <ns0:szCs ns0:val="24"/>
-              </ns0:rPr>
-              <ns0:t>项目资源协调、项目指导、里程碑评审等</ns0:t>
+            <ns0:pPr>
+              <ns0:spacing ns0:before="0" ns0:after="0" ns0:line="240" ns0:lineRule="auto"/>
+            </ns0:pPr>
+            <ns0:r>
+              <ns0:rPr>
+                <ns0:rFonts ns0:ascii="仿宋" ns0:hAnsi="仿宋"/>
+              </ns0:rPr>
             </ns0:r>
           </ns0:p>
         </ns0:tc>
@@ -1669,13 +1689,13 @@
             <ns0:vAlign ns0:val="center"/>
           </ns0:tcPr>
           <ns0:p>
-            <ns0:r>
-              <ns0:rPr>
-                <ns0:rFonts ns0:ascii="仿宋" ns0:hAnsi="仿宋" ns0:eastAsia="仿宋" ns0:cs="仿宋"/>
-                <ns0:sz ns0:val="24"/>
-                <ns0:szCs ns0:val="24"/>
-              </ns0:rPr>
-              <ns0:t>2019.03-2019.10</ns0:t>
+            <ns0:pPr>
+              <ns0:spacing ns0:before="0" ns0:after="0" ns0:line="240" ns0:lineRule="auto"/>
+            </ns0:pPr>
+            <ns0:r>
+              <ns0:rPr>
+                <ns0:rFonts ns0:ascii="仿宋" ns0:hAnsi="仿宋"/>
+              </ns0:rPr>
             </ns0:r>
           </ns0:p>
         </ns0:tc>
@@ -1686,13 +1706,13 @@
             <ns0:vAlign ns0:val="center"/>
           </ns0:tcPr>
           <ns0:p>
-            <ns0:r>
-              <ns0:rPr>
-                <ns0:rFonts ns0:ascii="仿宋" ns0:hAnsi="仿宋" ns0:eastAsia="仿宋" ns0:cs="仿宋"/>
-                <ns0:sz ns0:val="24"/>
-                <ns0:szCs ns0:val="24"/>
-              </ns0:rPr>
-              <ns0:t>郑州银行分布式数据仓库项目</ns0:t>
+            <ns0:pPr>
+              <ns0:spacing ns0:before="0" ns0:after="0" ns0:line="240" ns0:lineRule="auto"/>
+            </ns0:pPr>
+            <ns0:r>
+              <ns0:rPr>
+                <ns0:rFonts ns0:ascii="仿宋" ns0:hAnsi="仿宋"/>
+              </ns0:rPr>
             </ns0:r>
           </ns0:p>
         </ns0:tc>
@@ -1703,13 +1723,13 @@
             <ns0:vAlign ns0:val="center"/>
           </ns0:tcPr>
           <ns0:p>
-            <ns0:r>
-              <ns0:rPr>
-                <ns0:rFonts ns0:ascii="仿宋" ns0:hAnsi="仿宋" ns0:eastAsia="仿宋" ns0:cs="仿宋"/>
-                <ns0:sz ns0:val="24"/>
-                <ns0:szCs ns0:val="24"/>
-              </ns0:rPr>
-              <ns0:t>项目总监</ns0:t>
+            <ns0:pPr>
+              <ns0:spacing ns0:before="0" ns0:after="0" ns0:line="240" ns0:lineRule="auto"/>
+            </ns0:pPr>
+            <ns0:r>
+              <ns0:rPr>
+                <ns0:rFonts ns0:ascii="仿宋" ns0:hAnsi="仿宋"/>
+              </ns0:rPr>
             </ns0:r>
           </ns0:p>
         </ns0:tc>
@@ -1720,13 +1740,13 @@
             <ns0:vAlign ns0:val="center"/>
           </ns0:tcPr>
           <ns0:p>
-            <ns0:r>
-              <ns0:rPr>
-                <ns0:rFonts ns0:ascii="仿宋" ns0:hAnsi="仿宋" ns0:eastAsia="仿宋" ns0:cs="仿宋"/>
-                <ns0:sz ns0:val="24"/>
-                <ns0:szCs ns0:val="24"/>
-              </ns0:rPr>
-              <ns0:t>项目资源协调、项目指导、里程碑评审等</ns0:t>
+            <ns0:pPr>
+              <ns0:spacing ns0:before="0" ns0:after="0" ns0:line="240" ns0:lineRule="auto"/>
+            </ns0:pPr>
+            <ns0:r>
+              <ns0:rPr>
+                <ns0:rFonts ns0:ascii="仿宋" ns0:hAnsi="仿宋"/>
+              </ns0:rPr>
             </ns0:r>
           </ns0:p>
         </ns0:tc>
@@ -1742,13 +1762,13 @@
             <ns0:vAlign ns0:val="center"/>
           </ns0:tcPr>
           <ns0:p>
-            <ns0:r>
-              <ns0:rPr>
-                <ns0:rFonts ns0:ascii="仿宋" ns0:hAnsi="仿宋" ns0:eastAsia="仿宋" ns0:cs="仿宋"/>
-                <ns0:sz ns0:val="24"/>
-                <ns0:szCs ns0:val="24"/>
-              </ns0:rPr>
-              <ns0:t>2018.06-2019.03</ns0:t>
+            <ns0:pPr>
+              <ns0:spacing ns0:before="0" ns0:after="0" ns0:line="240" ns0:lineRule="auto"/>
+            </ns0:pPr>
+            <ns0:r>
+              <ns0:rPr>
+                <ns0:rFonts ns0:ascii="仿宋" ns0:hAnsi="仿宋"/>
+              </ns0:rPr>
             </ns0:r>
           </ns0:p>
         </ns0:tc>
@@ -1759,13 +1779,13 @@
             <ns0:vAlign ns0:val="center"/>
           </ns0:tcPr>
           <ns0:p>
-            <ns0:r>
-              <ns0:rPr>
-                <ns0:rFonts ns0:ascii="仿宋" ns0:hAnsi="仿宋" ns0:eastAsia="仿宋" ns0:cs="仿宋"/>
-                <ns0:sz ns0:val="24"/>
-                <ns0:szCs ns0:val="24"/>
-              </ns0:rPr>
-              <ns0:t>郑州银行经营分析集市项目</ns0:t>
+            <ns0:pPr>
+              <ns0:spacing ns0:before="0" ns0:after="0" ns0:line="240" ns0:lineRule="auto"/>
+            </ns0:pPr>
+            <ns0:r>
+              <ns0:rPr>
+                <ns0:rFonts ns0:ascii="仿宋" ns0:hAnsi="仿宋"/>
+              </ns0:rPr>
             </ns0:r>
           </ns0:p>
         </ns0:tc>
@@ -1776,13 +1796,13 @@
             <ns0:vAlign ns0:val="center"/>
           </ns0:tcPr>
           <ns0:p>
-            <ns0:r>
-              <ns0:rPr>
-                <ns0:rFonts ns0:ascii="仿宋" ns0:hAnsi="仿宋" ns0:eastAsia="仿宋" ns0:cs="仿宋"/>
-                <ns0:sz ns0:val="24"/>
-                <ns0:szCs ns0:val="24"/>
-              </ns0:rPr>
-              <ns0:t>架构师</ns0:t>
+            <ns0:pPr>
+              <ns0:spacing ns0:before="0" ns0:after="0" ns0:line="240" ns0:lineRule="auto"/>
+            </ns0:pPr>
+            <ns0:r>
+              <ns0:rPr>
+                <ns0:rFonts ns0:ascii="仿宋" ns0:hAnsi="仿宋"/>
+              </ns0:rPr>
             </ns0:r>
           </ns0:p>
         </ns0:tc>
@@ -1793,13 +1813,13 @@
             <ns0:vAlign ns0:val="center"/>
           </ns0:tcPr>
           <ns0:p>
-            <ns0:r>
-              <ns0:rPr>
-                <ns0:rFonts ns0:ascii="仿宋" ns0:hAnsi="仿宋" ns0:eastAsia="仿宋" ns0:cs="仿宋"/>
-                <ns0:sz ns0:val="24"/>
-                <ns0:szCs ns0:val="24"/>
-              </ns0:rPr>
-              <ns0:t>集市架构以及模型设计</ns0:t>
+            <ns0:pPr>
+              <ns0:spacing ns0:before="0" ns0:after="0" ns0:line="240" ns0:lineRule="auto"/>
+            </ns0:pPr>
+            <ns0:r>
+              <ns0:rPr>
+                <ns0:rFonts ns0:ascii="仿宋" ns0:hAnsi="仿宋"/>
+              </ns0:rPr>
             </ns0:r>
           </ns0:p>
         </ns0:tc>
@@ -1815,13 +1835,13 @@
             <ns0:vAlign ns0:val="center"/>
           </ns0:tcPr>
           <ns0:p>
-            <ns0:r>
-              <ns0:rPr>
-                <ns0:rFonts ns0:ascii="仿宋" ns0:hAnsi="仿宋" ns0:eastAsia="仿宋" ns0:cs="仿宋"/>
-                <ns0:sz ns0:val="24"/>
-                <ns0:szCs ns0:val="24"/>
-              </ns0:rPr>
-              <ns0:t>2017.05-2018.06</ns0:t>
+            <ns0:pPr>
+              <ns0:spacing ns0:before="0" ns0:after="0" ns0:line="240" ns0:lineRule="auto"/>
+            </ns0:pPr>
+            <ns0:r>
+              <ns0:rPr>
+                <ns0:rFonts ns0:ascii="仿宋" ns0:hAnsi="仿宋"/>
+              </ns0:rPr>
             </ns0:r>
           </ns0:p>
         </ns0:tc>
@@ -1832,13 +1852,13 @@
             <ns0:vAlign ns0:val="center"/>
           </ns0:tcPr>
           <ns0:p>
-            <ns0:r>
-              <ns0:rPr>
-                <ns0:rFonts ns0:ascii="仿宋" ns0:hAnsi="仿宋" ns0:eastAsia="仿宋" ns0:cs="仿宋"/>
-                <ns0:sz ns0:val="24"/>
-                <ns0:szCs ns0:val="24"/>
-              </ns0:rPr>
-              <ns0:t>郑州银行数据仓库以及大数据平台配套核心改造项目</ns0:t>
+            <ns0:pPr>
+              <ns0:spacing ns0:before="0" ns0:after="0" ns0:line="240" ns0:lineRule="auto"/>
+            </ns0:pPr>
+            <ns0:r>
+              <ns0:rPr>
+                <ns0:rFonts ns0:ascii="仿宋" ns0:hAnsi="仿宋"/>
+              </ns0:rPr>
             </ns0:r>
           </ns0:p>
         </ns0:tc>
@@ -1849,13 +1869,13 @@
             <ns0:vAlign ns0:val="center"/>
           </ns0:tcPr>
           <ns0:p>
-            <ns0:r>
-              <ns0:rPr>
-                <ns0:rFonts ns0:ascii="仿宋" ns0:hAnsi="仿宋" ns0:eastAsia="仿宋" ns0:cs="仿宋"/>
-                <ns0:sz ns0:val="24"/>
-                <ns0:szCs ns0:val="24"/>
-              </ns0:rPr>
-              <ns0:t>项目经理</ns0:t>
+            <ns0:pPr>
+              <ns0:spacing ns0:before="0" ns0:after="0" ns0:line="240" ns0:lineRule="auto"/>
+            </ns0:pPr>
+            <ns0:r>
+              <ns0:rPr>
+                <ns0:rFonts ns0:ascii="仿宋" ns0:hAnsi="仿宋"/>
+              </ns0:rPr>
             </ns0:r>
           </ns0:p>
         </ns0:tc>
@@ -1866,13 +1886,13 @@
             <ns0:vAlign ns0:val="center"/>
           </ns0:tcPr>
           <ns0:p>
-            <ns0:r>
-              <ns0:rPr>
-                <ns0:rFonts ns0:ascii="仿宋" ns0:hAnsi="仿宋" ns0:eastAsia="仿宋" ns0:cs="仿宋"/>
-                <ns0:sz ns0:val="24"/>
-                <ns0:szCs ns0:val="24"/>
-              </ns0:rPr>
-              <ns0:t>负责项目计划制定、项目总体沟通协调、项目进度监控等项目管理工作以及部分具体设计分析工作</ns0:t>
+            <ns0:pPr>
+              <ns0:spacing ns0:before="0" ns0:after="0" ns0:line="240" ns0:lineRule="auto"/>
+            </ns0:pPr>
+            <ns0:r>
+              <ns0:rPr>
+                <ns0:rFonts ns0:ascii="仿宋" ns0:hAnsi="仿宋"/>
+              </ns0:rPr>
             </ns0:r>
           </ns0:p>
         </ns0:tc>
@@ -1888,13 +1908,13 @@
             <ns0:vAlign ns0:val="center"/>
           </ns0:tcPr>
           <ns0:p>
-            <ns0:r>
-              <ns0:rPr>
-                <ns0:rFonts ns0:ascii="仿宋" ns0:hAnsi="仿宋" ns0:eastAsia="仿宋" ns0:cs="仿宋"/>
-                <ns0:sz ns0:val="24"/>
-                <ns0:szCs ns0:val="24"/>
-              </ns0:rPr>
-              <ns0:t>2017.01-2017.05</ns0:t>
+            <ns0:pPr>
+              <ns0:spacing ns0:before="0" ns0:after="0" ns0:line="240" ns0:lineRule="auto"/>
+            </ns0:pPr>
+            <ns0:r>
+              <ns0:rPr>
+                <ns0:rFonts ns0:ascii="仿宋" ns0:hAnsi="仿宋"/>
+              </ns0:rPr>
             </ns0:r>
           </ns0:p>
         </ns0:tc>
@@ -1905,13 +1925,13 @@
             <ns0:vAlign ns0:val="center"/>
           </ns0:tcPr>
           <ns0:p>
-            <ns0:r>
-              <ns0:rPr>
-                <ns0:rFonts ns0:ascii="仿宋" ns0:hAnsi="仿宋" ns0:eastAsia="仿宋" ns0:cs="仿宋"/>
-                <ns0:sz ns0:val="24"/>
-                <ns0:szCs ns0:val="24"/>
-              </ns0:rPr>
-              <ns0:t>郑州银行数仓优化改造</ns0:t>
+            <ns0:pPr>
+              <ns0:spacing ns0:before="0" ns0:after="0" ns0:line="240" ns0:lineRule="auto"/>
+            </ns0:pPr>
+            <ns0:r>
+              <ns0:rPr>
+                <ns0:rFonts ns0:ascii="仿宋" ns0:hAnsi="仿宋"/>
+              </ns0:rPr>
             </ns0:r>
           </ns0:p>
         </ns0:tc>
@@ -1922,13 +1942,13 @@
             <ns0:vAlign ns0:val="center"/>
           </ns0:tcPr>
           <ns0:p>
-            <ns0:r>
-              <ns0:rPr>
-                <ns0:rFonts ns0:ascii="仿宋" ns0:hAnsi="仿宋" ns0:eastAsia="仿宋" ns0:cs="仿宋"/>
-                <ns0:sz ns0:val="24"/>
-                <ns0:szCs ns0:val="24"/>
-              </ns0:rPr>
-              <ns0:t>项目经理</ns0:t>
+            <ns0:pPr>
+              <ns0:spacing ns0:before="0" ns0:after="0" ns0:line="240" ns0:lineRule="auto"/>
+            </ns0:pPr>
+            <ns0:r>
+              <ns0:rPr>
+                <ns0:rFonts ns0:ascii="仿宋" ns0:hAnsi="仿宋"/>
+              </ns0:rPr>
             </ns0:r>
           </ns0:p>
         </ns0:tc>
@@ -1939,13 +1959,13 @@
             <ns0:vAlign ns0:val="center"/>
           </ns0:tcPr>
           <ns0:p>
-            <ns0:r>
-              <ns0:rPr>
-                <ns0:rFonts ns0:ascii="仿宋" ns0:hAnsi="仿宋" ns0:eastAsia="仿宋" ns0:cs="仿宋"/>
-                <ns0:sz ns0:val="24"/>
-                <ns0:szCs ns0:val="24"/>
-              </ns0:rPr>
-              <ns0:t>负责系统架构设计、系统分析及计划制定、项目总体沟通协调、项目进度监控等项目管理工作</ns0:t>
+            <ns0:pPr>
+              <ns0:spacing ns0:before="0" ns0:after="0" ns0:line="240" ns0:lineRule="auto"/>
+            </ns0:pPr>
+            <ns0:r>
+              <ns0:rPr>
+                <ns0:rFonts ns0:ascii="仿宋" ns0:hAnsi="仿宋"/>
+              </ns0:rPr>
             </ns0:r>
           </ns0:p>
         </ns0:tc>
@@ -1961,13 +1981,13 @@
             <ns0:vAlign ns0:val="center"/>
           </ns0:tcPr>
           <ns0:p>
-            <ns0:r>
-              <ns0:rPr>
-                <ns0:rFonts ns0:ascii="仿宋" ns0:hAnsi="仿宋" ns0:eastAsia="仿宋" ns0:cs="仿宋"/>
-                <ns0:sz ns0:val="24"/>
-                <ns0:szCs ns0:val="24"/>
-              </ns0:rPr>
-              <ns0:t>2015.11-2016.03</ns0:t>
+            <ns0:pPr>
+              <ns0:spacing ns0:before="0" ns0:after="0" ns0:line="240" ns0:lineRule="auto"/>
+            </ns0:pPr>
+            <ns0:r>
+              <ns0:rPr>
+                <ns0:rFonts ns0:ascii="仿宋" ns0:hAnsi="仿宋"/>
+              </ns0:rPr>
             </ns0:r>
           </ns0:p>
         </ns0:tc>
@@ -1978,13 +1998,13 @@
             <ns0:vAlign ns0:val="center"/>
           </ns0:tcPr>
           <ns0:p>
-            <ns0:r>
-              <ns0:rPr>
-                <ns0:rFonts ns0:ascii="仿宋" ns0:hAnsi="仿宋" ns0:eastAsia="仿宋" ns0:cs="仿宋"/>
-                <ns0:sz ns0:val="24"/>
-                <ns0:szCs ns0:val="24"/>
-              </ns0:rPr>
-              <ns0:t>新疆汇和银行数据仓库和监管报送系统项目</ns0:t>
+            <ns0:pPr>
+              <ns0:spacing ns0:before="0" ns0:after="0" ns0:line="240" ns0:lineRule="auto"/>
+            </ns0:pPr>
+            <ns0:r>
+              <ns0:rPr>
+                <ns0:rFonts ns0:ascii="仿宋" ns0:hAnsi="仿宋"/>
+              </ns0:rPr>
             </ns0:r>
           </ns0:p>
         </ns0:tc>
@@ -1995,13 +2015,13 @@
             <ns0:vAlign ns0:val="center"/>
           </ns0:tcPr>
           <ns0:p>
-            <ns0:r>
-              <ns0:rPr>
-                <ns0:rFonts ns0:ascii="仿宋" ns0:hAnsi="仿宋" ns0:eastAsia="仿宋" ns0:cs="仿宋"/>
-                <ns0:sz ns0:val="24"/>
-                <ns0:szCs ns0:val="24"/>
-              </ns0:rPr>
-              <ns0:t>项目顾问</ns0:t>
+            <ns0:pPr>
+              <ns0:spacing ns0:before="0" ns0:after="0" ns0:line="240" ns0:lineRule="auto"/>
+            </ns0:pPr>
+            <ns0:r>
+              <ns0:rPr>
+                <ns0:rFonts ns0:ascii="仿宋" ns0:hAnsi="仿宋"/>
+              </ns0:rPr>
             </ns0:r>
           </ns0:p>
         </ns0:tc>
@@ -2012,13 +2032,13 @@
             <ns0:vAlign ns0:val="center"/>
           </ns0:tcPr>
           <ns0:p>
-            <ns0:r>
-              <ns0:rPr>
-                <ns0:rFonts ns0:ascii="仿宋" ns0:hAnsi="仿宋" ns0:eastAsia="仿宋" ns0:cs="仿宋"/>
-                <ns0:sz ns0:val="24"/>
-                <ns0:szCs ns0:val="24"/>
-              </ns0:rPr>
-              <ns0:t>担任顾问,负责把关各模块的设计</ns0:t>
+            <ns0:pPr>
+              <ns0:spacing ns0:before="0" ns0:after="0" ns0:line="240" ns0:lineRule="auto"/>
+            </ns0:pPr>
+            <ns0:r>
+              <ns0:rPr>
+                <ns0:rFonts ns0:ascii="仿宋" ns0:hAnsi="仿宋"/>
+              </ns0:rPr>
             </ns0:r>
           </ns0:p>
         </ns0:tc>
@@ -2034,13 +2054,13 @@
             <ns0:vAlign ns0:val="center"/>
           </ns0:tcPr>
           <ns0:p>
-            <ns0:r>
-              <ns0:rPr>
-                <ns0:rFonts ns0:ascii="仿宋" ns0:hAnsi="仿宋" ns0:eastAsia="仿宋" ns0:cs="仿宋"/>
-                <ns0:sz ns0:val="24"/>
-                <ns0:szCs ns0:val="24"/>
-              </ns0:rPr>
-              <ns0:t>2014.12-2015.10</ns0:t>
+            <ns0:pPr>
+              <ns0:spacing ns0:before="0" ns0:after="0" ns0:line="240" ns0:lineRule="auto"/>
+            </ns0:pPr>
+            <ns0:r>
+              <ns0:rPr>
+                <ns0:rFonts ns0:ascii="仿宋" ns0:hAnsi="仿宋"/>
+              </ns0:rPr>
             </ns0:r>
           </ns0:p>
         </ns0:tc>
@@ -2051,13 +2071,13 @@
             <ns0:vAlign ns0:val="center"/>
           </ns0:tcPr>
           <ns0:p>
-            <ns0:r>
-              <ns0:rPr>
-                <ns0:rFonts ns0:ascii="仿宋" ns0:hAnsi="仿宋" ns0:eastAsia="仿宋" ns0:cs="仿宋"/>
-                <ns0:sz ns0:val="24"/>
-                <ns0:szCs ns0:val="24"/>
-              </ns0:rPr>
-              <ns0:t>郑州银行历史数据查询系统项目</ns0:t>
+            <ns0:pPr>
+              <ns0:spacing ns0:before="0" ns0:after="0" ns0:line="240" ns0:lineRule="auto"/>
+            </ns0:pPr>
+            <ns0:r>
+              <ns0:rPr>
+                <ns0:rFonts ns0:ascii="仿宋" ns0:hAnsi="仿宋"/>
+              </ns0:rPr>
             </ns0:r>
           </ns0:p>
         </ns0:tc>
@@ -2068,13 +2088,13 @@
             <ns0:vAlign ns0:val="center"/>
           </ns0:tcPr>
           <ns0:p>
-            <ns0:r>
-              <ns0:rPr>
-                <ns0:rFonts ns0:ascii="仿宋" ns0:hAnsi="仿宋" ns0:eastAsia="仿宋" ns0:cs="仿宋"/>
-                <ns0:sz ns0:val="24"/>
-                <ns0:szCs ns0:val="24"/>
-              </ns0:rPr>
-              <ns0:t>项目经理</ns0:t>
+            <ns0:pPr>
+              <ns0:spacing ns0:before="0" ns0:after="0" ns0:line="240" ns0:lineRule="auto"/>
+            </ns0:pPr>
+            <ns0:r>
+              <ns0:rPr>
+                <ns0:rFonts ns0:ascii="仿宋" ns0:hAnsi="仿宋"/>
+              </ns0:rPr>
             </ns0:r>
           </ns0:p>
         </ns0:tc>
@@ -2085,13 +2105,13 @@
             <ns0:vAlign ns0:val="center"/>
           </ns0:tcPr>
           <ns0:p>
-            <ns0:r>
-              <ns0:rPr>
-                <ns0:rFonts ns0:ascii="仿宋" ns0:hAnsi="仿宋" ns0:eastAsia="仿宋" ns0:cs="仿宋"/>
-                <ns0:sz ns0:val="24"/>
-                <ns0:szCs ns0:val="24"/>
-              </ns0:rPr>
-              <ns0:t>负责需求分析、架构设计、系统分析及设计工作以及项目管理类工作</ns0:t>
+            <ns0:pPr>
+              <ns0:spacing ns0:before="0" ns0:after="0" ns0:line="240" ns0:lineRule="auto"/>
+            </ns0:pPr>
+            <ns0:r>
+              <ns0:rPr>
+                <ns0:rFonts ns0:ascii="仿宋" ns0:hAnsi="仿宋"/>
+              </ns0:rPr>
             </ns0:r>
           </ns0:p>
         </ns0:tc>
@@ -2107,13 +2127,13 @@
             <ns0:vAlign ns0:val="center"/>
           </ns0:tcPr>
           <ns0:p>
-            <ns0:r>
-              <ns0:rPr>
-                <ns0:rFonts ns0:ascii="仿宋" ns0:hAnsi="仿宋" ns0:eastAsia="仿宋" ns0:cs="仿宋"/>
-                <ns0:sz ns0:val="24"/>
-                <ns0:szCs ns0:val="24"/>
-              </ns0:rPr>
-              <ns0:t>2014.02-2014.08</ns0:t>
+            <ns0:pPr>
+              <ns0:spacing ns0:before="0" ns0:after="0" ns0:line="240" ns0:lineRule="auto"/>
+            </ns0:pPr>
+            <ns0:r>
+              <ns0:rPr>
+                <ns0:rFonts ns0:ascii="仿宋" ns0:hAnsi="仿宋"/>
+              </ns0:rPr>
             </ns0:r>
           </ns0:p>
         </ns0:tc>
@@ -2124,13 +2144,13 @@
             <ns0:vAlign ns0:val="center"/>
           </ns0:tcPr>
           <ns0:p>
-            <ns0:r>
-              <ns0:rPr>
-                <ns0:rFonts ns0:ascii="仿宋" ns0:hAnsi="仿宋" ns0:eastAsia="仿宋" ns0:cs="仿宋"/>
-                <ns0:sz ns0:val="24"/>
-                <ns0:szCs ns0:val="24"/>
-              </ns0:rPr>
-              <ns0:t>郑州银行数据中心系统相关CRM及信贷接口改造项</ns0:t>
+            <ns0:pPr>
+              <ns0:spacing ns0:before="0" ns0:after="0" ns0:line="240" ns0:lineRule="auto"/>
+            </ns0:pPr>
+            <ns0:r>
+              <ns0:rPr>
+                <ns0:rFonts ns0:ascii="仿宋" ns0:hAnsi="仿宋"/>
+              </ns0:rPr>
             </ns0:r>
           </ns0:p>
         </ns0:tc>
@@ -2141,13 +2161,13 @@
             <ns0:vAlign ns0:val="center"/>
           </ns0:tcPr>
           <ns0:p>
-            <ns0:r>
-              <ns0:rPr>
-                <ns0:rFonts ns0:ascii="仿宋" ns0:hAnsi="仿宋" ns0:eastAsia="仿宋" ns0:cs="仿宋"/>
-                <ns0:sz ns0:val="24"/>
-                <ns0:szCs ns0:val="24"/>
-              </ns0:rPr>
-              <ns0:t>项目经理</ns0:t>
+            <ns0:pPr>
+              <ns0:spacing ns0:before="0" ns0:after="0" ns0:line="240" ns0:lineRule="auto"/>
+            </ns0:pPr>
+            <ns0:r>
+              <ns0:rPr>
+                <ns0:rFonts ns0:ascii="仿宋" ns0:hAnsi="仿宋"/>
+              </ns0:rPr>
             </ns0:r>
           </ns0:p>
         </ns0:tc>
@@ -2158,13 +2178,13 @@
             <ns0:vAlign ns0:val="center"/>
           </ns0:tcPr>
           <ns0:p>
-            <ns0:r>
-              <ns0:rPr>
-                <ns0:rFonts ns0:ascii="仿宋" ns0:hAnsi="仿宋" ns0:eastAsia="仿宋" ns0:cs="仿宋"/>
-                <ns0:sz ns0:val="24"/>
-                <ns0:szCs ns0:val="24"/>
-              </ns0:rPr>
-              <ns0:t>负责需求分析、架构设计、系统分析及设计工作以及项目管理类工作</ns0:t>
+            <ns0:pPr>
+              <ns0:spacing ns0:before="0" ns0:after="0" ns0:line="240" ns0:lineRule="auto"/>
+            </ns0:pPr>
+            <ns0:r>
+              <ns0:rPr>
+                <ns0:rFonts ns0:ascii="仿宋" ns0:hAnsi="仿宋"/>
+              </ns0:rPr>
             </ns0:r>
           </ns0:p>
         </ns0:tc>
@@ -2180,13 +2200,13 @@
             <ns0:vAlign ns0:val="center"/>
           </ns0:tcPr>
           <ns0:p>
-            <ns0:r>
-              <ns0:rPr>
-                <ns0:rFonts ns0:ascii="仿宋" ns0:hAnsi="仿宋" ns0:eastAsia="仿宋" ns0:cs="仿宋"/>
-                <ns0:sz ns0:val="24"/>
-                <ns0:szCs ns0:val="24"/>
-              </ns0:rPr>
-              <ns0:t>2013.04-2013.11</ns0:t>
+            <ns0:pPr>
+              <ns0:spacing ns0:before="0" ns0:after="0" ns0:line="240" ns0:lineRule="auto"/>
+            </ns0:pPr>
+            <ns0:r>
+              <ns0:rPr>
+                <ns0:rFonts ns0:ascii="仿宋" ns0:hAnsi="仿宋"/>
+              </ns0:rPr>
             </ns0:r>
           </ns0:p>
         </ns0:tc>
@@ -2197,13 +2217,13 @@
             <ns0:vAlign ns0:val="center"/>
           </ns0:tcPr>
           <ns0:p>
-            <ns0:r>
-              <ns0:rPr>
-                <ns0:rFonts ns0:ascii="仿宋" ns0:hAnsi="仿宋" ns0:eastAsia="仿宋" ns0:cs="仿宋"/>
-                <ns0:sz ns0:val="24"/>
-                <ns0:szCs ns0:val="24"/>
-              </ns0:rPr>
-              <ns0:t>郑州银行数据中心数据应用与数据治理项目</ns0:t>
+            <ns0:pPr>
+              <ns0:spacing ns0:before="0" ns0:after="0" ns0:line="240" ns0:lineRule="auto"/>
+            </ns0:pPr>
+            <ns0:r>
+              <ns0:rPr>
+                <ns0:rFonts ns0:ascii="仿宋" ns0:hAnsi="仿宋"/>
+              </ns0:rPr>
             </ns0:r>
           </ns0:p>
         </ns0:tc>
@@ -2214,13 +2234,13 @@
             <ns0:vAlign ns0:val="center"/>
           </ns0:tcPr>
           <ns0:p>
-            <ns0:r>
-              <ns0:rPr>
-                <ns0:rFonts ns0:ascii="仿宋" ns0:hAnsi="仿宋" ns0:eastAsia="仿宋" ns0:cs="仿宋"/>
-                <ns0:sz ns0:val="24"/>
-                <ns0:szCs ns0:val="24"/>
-              </ns0:rPr>
-              <ns0:t>项目经理</ns0:t>
+            <ns0:pPr>
+              <ns0:spacing ns0:before="0" ns0:after="0" ns0:line="240" ns0:lineRule="auto"/>
+            </ns0:pPr>
+            <ns0:r>
+              <ns0:rPr>
+                <ns0:rFonts ns0:ascii="仿宋" ns0:hAnsi="仿宋"/>
+              </ns0:rPr>
             </ns0:r>
           </ns0:p>
         </ns0:tc>
@@ -2231,13 +2251,13 @@
             <ns0:vAlign ns0:val="center"/>
           </ns0:tcPr>
           <ns0:p>
-            <ns0:r>
-              <ns0:rPr>
-                <ns0:rFonts ns0:ascii="仿宋" ns0:hAnsi="仿宋" ns0:eastAsia="仿宋" ns0:cs="仿宋"/>
-                <ns0:sz ns0:val="24"/>
-                <ns0:szCs ns0:val="24"/>
-              </ns0:rPr>
-              <ns0:t>担任项目经理，参与需求分析、架构设计、系统分析及设计以及项目管理类工作</ns0:t>
+            <ns0:pPr>
+              <ns0:spacing ns0:before="0" ns0:after="0" ns0:line="240" ns0:lineRule="auto"/>
+            </ns0:pPr>
+            <ns0:r>
+              <ns0:rPr>
+                <ns0:rFonts ns0:ascii="仿宋" ns0:hAnsi="仿宋"/>
+              </ns0:rPr>
             </ns0:r>
           </ns0:p>
         </ns0:tc>
@@ -2253,13 +2273,13 @@
             <ns0:vAlign ns0:val="center"/>
           </ns0:tcPr>
           <ns0:p>
-            <ns0:r>
-              <ns0:rPr>
-                <ns0:rFonts ns0:ascii="仿宋" ns0:hAnsi="仿宋" ns0:eastAsia="仿宋" ns0:cs="仿宋"/>
-                <ns0:sz ns0:val="24"/>
-                <ns0:szCs ns0:val="24"/>
-              </ns0:rPr>
-              <ns0:t>2012.02-2013.03</ns0:t>
+            <ns0:pPr>
+              <ns0:spacing ns0:before="0" ns0:after="0" ns0:line="240" ns0:lineRule="auto"/>
+            </ns0:pPr>
+            <ns0:r>
+              <ns0:rPr>
+                <ns0:rFonts ns0:ascii="仿宋" ns0:hAnsi="仿宋"/>
+              </ns0:rPr>
             </ns0:r>
           </ns0:p>
         </ns0:tc>
@@ -2270,13 +2290,13 @@
             <ns0:vAlign ns0:val="center"/>
           </ns0:tcPr>
           <ns0:p>
-            <ns0:r>
-              <ns0:rPr>
-                <ns0:rFonts ns0:ascii="仿宋" ns0:hAnsi="仿宋" ns0:eastAsia="仿宋" ns0:cs="仿宋"/>
-                <ns0:sz ns0:val="24"/>
-                <ns0:szCs ns0:val="24"/>
-              </ns0:rPr>
-              <ns0:t>郑州银行数据中心三期实施项目</ns0:t>
+            <ns0:pPr>
+              <ns0:spacing ns0:before="0" ns0:after="0" ns0:line="240" ns0:lineRule="auto"/>
+            </ns0:pPr>
+            <ns0:r>
+              <ns0:rPr>
+                <ns0:rFonts ns0:ascii="仿宋" ns0:hAnsi="仿宋"/>
+              </ns0:rPr>
             </ns0:r>
           </ns0:p>
         </ns0:tc>
@@ -2287,13 +2307,13 @@
             <ns0:vAlign ns0:val="center"/>
           </ns0:tcPr>
           <ns0:p>
-            <ns0:r>
-              <ns0:rPr>
-                <ns0:rFonts ns0:ascii="仿宋" ns0:hAnsi="仿宋" ns0:eastAsia="仿宋" ns0:cs="仿宋"/>
-                <ns0:sz ns0:val="24"/>
-                <ns0:szCs ns0:val="24"/>
-              </ns0:rPr>
-              <ns0:t>项目经理</ns0:t>
+            <ns0:pPr>
+              <ns0:spacing ns0:before="0" ns0:after="0" ns0:line="240" ns0:lineRule="auto"/>
+            </ns0:pPr>
+            <ns0:r>
+              <ns0:rPr>
+                <ns0:rFonts ns0:ascii="仿宋" ns0:hAnsi="仿宋"/>
+              </ns0:rPr>
             </ns0:r>
           </ns0:p>
         </ns0:tc>
@@ -2304,13 +2324,13 @@
             <ns0:vAlign ns0:val="center"/>
           </ns0:tcPr>
           <ns0:p>
-            <ns0:r>
-              <ns0:rPr>
-                <ns0:rFonts ns0:ascii="仿宋" ns0:hAnsi="仿宋" ns0:eastAsia="仿宋" ns0:cs="仿宋"/>
-                <ns0:sz ns0:val="24"/>
-                <ns0:szCs ns0:val="24"/>
-              </ns0:rPr>
-              <ns0:t>任项目经理，参与需求分析、架构设计、部分ETL开发工作以及项目管理类工作</ns0:t>
+            <ns0:pPr>
+              <ns0:spacing ns0:before="0" ns0:after="0" ns0:line="240" ns0:lineRule="auto"/>
+            </ns0:pPr>
+            <ns0:r>
+              <ns0:rPr>
+                <ns0:rFonts ns0:ascii="仿宋" ns0:hAnsi="仿宋"/>
+              </ns0:rPr>
             </ns0:r>
           </ns0:p>
         </ns0:tc>
@@ -2326,13 +2346,13 @@
             <ns0:vAlign ns0:val="center"/>
           </ns0:tcPr>
           <ns0:p>
-            <ns0:r>
-              <ns0:rPr>
-                <ns0:rFonts ns0:ascii="仿宋" ns0:hAnsi="仿宋" ns0:eastAsia="仿宋" ns0:cs="仿宋"/>
-                <ns0:sz ns0:val="24"/>
-                <ns0:szCs ns0:val="24"/>
-              </ns0:rPr>
-              <ns0:t>2011.03-2011.12</ns0:t>
+            <ns0:pPr>
+              <ns0:spacing ns0:before="0" ns0:after="0" ns0:line="240" ns0:lineRule="auto"/>
+            </ns0:pPr>
+            <ns0:r>
+              <ns0:rPr>
+                <ns0:rFonts ns0:ascii="仿宋" ns0:hAnsi="仿宋"/>
+              </ns0:rPr>
             </ns0:r>
           </ns0:p>
         </ns0:tc>
@@ -2343,13 +2363,13 @@
             <ns0:vAlign ns0:val="center"/>
           </ns0:tcPr>
           <ns0:p>
-            <ns0:r>
-              <ns0:rPr>
-                <ns0:rFonts ns0:ascii="仿宋" ns0:hAnsi="仿宋" ns0:eastAsia="仿宋" ns0:cs="仿宋"/>
-                <ns0:sz ns0:val="24"/>
-                <ns0:szCs ns0:val="24"/>
-              </ns0:rPr>
-              <ns0:t>江南农商行数据仓库二期实施项目</ns0:t>
+            <ns0:pPr>
+              <ns0:spacing ns0:before="0" ns0:after="0" ns0:line="240" ns0:lineRule="auto"/>
+            </ns0:pPr>
+            <ns0:r>
+              <ns0:rPr>
+                <ns0:rFonts ns0:ascii="仿宋" ns0:hAnsi="仿宋"/>
+              </ns0:rPr>
             </ns0:r>
           </ns0:p>
         </ns0:tc>
@@ -2360,13 +2380,13 @@
             <ns0:vAlign ns0:val="center"/>
           </ns0:tcPr>
           <ns0:p>
-            <ns0:r>
-              <ns0:rPr>
-                <ns0:rFonts ns0:ascii="仿宋" ns0:hAnsi="仿宋" ns0:eastAsia="仿宋" ns0:cs="仿宋"/>
-                <ns0:sz ns0:val="24"/>
-                <ns0:szCs ns0:val="24"/>
-              </ns0:rPr>
-              <ns0:t>项目经理</ns0:t>
+            <ns0:pPr>
+              <ns0:spacing ns0:before="0" ns0:after="0" ns0:line="240" ns0:lineRule="auto"/>
+            </ns0:pPr>
+            <ns0:r>
+              <ns0:rPr>
+                <ns0:rFonts ns0:ascii="仿宋" ns0:hAnsi="仿宋"/>
+              </ns0:rPr>
             </ns0:r>
           </ns0:p>
         </ns0:tc>
@@ -2377,13 +2397,13 @@
             <ns0:vAlign ns0:val="center"/>
           </ns0:tcPr>
           <ns0:p>
-            <ns0:r>
-              <ns0:rPr>
-                <ns0:rFonts ns0:ascii="仿宋" ns0:hAnsi="仿宋" ns0:eastAsia="仿宋" ns0:cs="仿宋"/>
-                <ns0:sz ns0:val="24"/>
-                <ns0:szCs ns0:val="24"/>
-              </ns0:rPr>
-              <ns0:t>任项目经理，参与项目规划、需求分析、架构设计、部分ETL开发工作以及项目管理类工作</ns0:t>
+            <ns0:pPr>
+              <ns0:spacing ns0:before="0" ns0:after="0" ns0:line="240" ns0:lineRule="auto"/>
+            </ns0:pPr>
+            <ns0:r>
+              <ns0:rPr>
+                <ns0:rFonts ns0:ascii="仿宋" ns0:hAnsi="仿宋"/>
+              </ns0:rPr>
             </ns0:r>
           </ns0:p>
         </ns0:tc>
@@ -2399,13 +2419,13 @@
             <ns0:vAlign ns0:val="center"/>
           </ns0:tcPr>
           <ns0:p>
-            <ns0:r>
-              <ns0:rPr>
-                <ns0:rFonts ns0:ascii="仿宋" ns0:hAnsi="仿宋" ns0:eastAsia="仿宋" ns0:cs="仿宋"/>
-                <ns0:sz ns0:val="24"/>
-                <ns0:szCs ns0:val="24"/>
-              </ns0:rPr>
-              <ns0:t>2010.06-2010.12</ns0:t>
+            <ns0:pPr>
+              <ns0:spacing ns0:before="0" ns0:after="0" ns0:line="240" ns0:lineRule="auto"/>
+            </ns0:pPr>
+            <ns0:r>
+              <ns0:rPr>
+                <ns0:rFonts ns0:ascii="仿宋" ns0:hAnsi="仿宋"/>
+              </ns0:rPr>
             </ns0:r>
           </ns0:p>
         </ns0:tc>
@@ -2416,13 +2436,13 @@
             <ns0:vAlign ns0:val="center"/>
           </ns0:tcPr>
           <ns0:p>
-            <ns0:r>
-              <ns0:rPr>
-                <ns0:rFonts ns0:ascii="仿宋" ns0:hAnsi="仿宋" ns0:eastAsia="仿宋" ns0:cs="仿宋"/>
-                <ns0:sz ns0:val="24"/>
-                <ns0:szCs ns0:val="24"/>
-              </ns0:rPr>
-              <ns0:t>江南农商行数据仓库一期实施项目</ns0:t>
+            <ns0:pPr>
+              <ns0:spacing ns0:before="0" ns0:after="0" ns0:line="240" ns0:lineRule="auto"/>
+            </ns0:pPr>
+            <ns0:r>
+              <ns0:rPr>
+                <ns0:rFonts ns0:ascii="仿宋" ns0:hAnsi="仿宋"/>
+              </ns0:rPr>
             </ns0:r>
           </ns0:p>
         </ns0:tc>
@@ -2433,13 +2453,13 @@
             <ns0:vAlign ns0:val="center"/>
           </ns0:tcPr>
           <ns0:p>
-            <ns0:r>
-              <ns0:rPr>
-                <ns0:rFonts ns0:ascii="仿宋" ns0:hAnsi="仿宋" ns0:eastAsia="仿宋" ns0:cs="仿宋"/>
-                <ns0:sz ns0:val="24"/>
-                <ns0:szCs ns0:val="24"/>
-              </ns0:rPr>
-              <ns0:t>ETL工程师</ns0:t>
+            <ns0:pPr>
+              <ns0:spacing ns0:before="0" ns0:after="0" ns0:line="240" ns0:lineRule="auto"/>
+            </ns0:pPr>
+            <ns0:r>
+              <ns0:rPr>
+                <ns0:rFonts ns0:ascii="仿宋" ns0:hAnsi="仿宋"/>
+              </ns0:rPr>
             </ns0:r>
           </ns0:p>
         </ns0:tc>
@@ -2450,13 +2470,13 @@
             <ns0:vAlign ns0:val="center"/>
           </ns0:tcPr>
           <ns0:p>
-            <ns0:r>
-              <ns0:rPr>
-                <ns0:rFonts ns0:ascii="仿宋" ns0:hAnsi="仿宋" ns0:eastAsia="仿宋" ns0:cs="仿宋"/>
-                <ns0:sz ns0:val="24"/>
-                <ns0:szCs ns0:val="24"/>
-              </ns0:rPr>
-              <ns0:t>任ETL工程师,参与项目后台ETL开发工作</ns0:t>
+            <ns0:pPr>
+              <ns0:spacing ns0:before="0" ns0:after="0" ns0:line="240" ns0:lineRule="auto"/>
+            </ns0:pPr>
+            <ns0:r>
+              <ns0:rPr>
+                <ns0:rFonts ns0:ascii="仿宋" ns0:hAnsi="仿宋"/>
+              </ns0:rPr>
             </ns0:r>
           </ns0:p>
         </ns0:tc>
@@ -2472,13 +2492,13 @@
             <ns0:vAlign ns0:val="center"/>
           </ns0:tcPr>
           <ns0:p>
-            <ns0:r>
-              <ns0:rPr>
-                <ns0:rFonts ns0:ascii="仿宋" ns0:hAnsi="仿宋" ns0:eastAsia="仿宋" ns0:cs="仿宋"/>
-                <ns0:sz ns0:val="24"/>
-                <ns0:szCs ns0:val="24"/>
-              </ns0:rPr>
-              <ns0:t>2010.01-2010.05</ns0:t>
+            <ns0:pPr>
+              <ns0:spacing ns0:before="0" ns0:after="0" ns0:line="240" ns0:lineRule="auto"/>
+            </ns0:pPr>
+            <ns0:r>
+              <ns0:rPr>
+                <ns0:rFonts ns0:ascii="仿宋" ns0:hAnsi="仿宋"/>
+              </ns0:rPr>
             </ns0:r>
           </ns0:p>
         </ns0:tc>
@@ -2489,13 +2509,13 @@
             <ns0:vAlign ns0:val="center"/>
           </ns0:tcPr>
           <ns0:p>
-            <ns0:r>
-              <ns0:rPr>
-                <ns0:rFonts ns0:ascii="仿宋" ns0:hAnsi="仿宋" ns0:eastAsia="仿宋" ns0:cs="仿宋"/>
-                <ns0:sz ns0:val="24"/>
-                <ns0:szCs ns0:val="24"/>
-              </ns0:rPr>
-              <ns0:t>恒丰银行数据中心维护项目</ns0:t>
+            <ns0:pPr>
+              <ns0:spacing ns0:before="0" ns0:after="0" ns0:line="240" ns0:lineRule="auto"/>
+            </ns0:pPr>
+            <ns0:r>
+              <ns0:rPr>
+                <ns0:rFonts ns0:ascii="仿宋" ns0:hAnsi="仿宋"/>
+              </ns0:rPr>
             </ns0:r>
           </ns0:p>
         </ns0:tc>
@@ -2506,13 +2526,13 @@
             <ns0:vAlign ns0:val="center"/>
           </ns0:tcPr>
           <ns0:p>
-            <ns0:r>
-              <ns0:rPr>
-                <ns0:rFonts ns0:ascii="仿宋" ns0:hAnsi="仿宋" ns0:eastAsia="仿宋" ns0:cs="仿宋"/>
-                <ns0:sz ns0:val="24"/>
-                <ns0:szCs ns0:val="24"/>
-              </ns0:rPr>
-              <ns0:t>ETL工程师</ns0:t>
+            <ns0:pPr>
+              <ns0:spacing ns0:before="0" ns0:after="0" ns0:line="240" ns0:lineRule="auto"/>
+            </ns0:pPr>
+            <ns0:r>
+              <ns0:rPr>
+                <ns0:rFonts ns0:ascii="仿宋" ns0:hAnsi="仿宋"/>
+              </ns0:rPr>
             </ns0:r>
           </ns0:p>
         </ns0:tc>
@@ -2523,13 +2543,13 @@
             <ns0:vAlign ns0:val="center"/>
           </ns0:tcPr>
           <ns0:p>
-            <ns0:r>
-              <ns0:rPr>
-                <ns0:rFonts ns0:ascii="仿宋" ns0:hAnsi="仿宋" ns0:eastAsia="仿宋" ns0:cs="仿宋"/>
-                <ns0:sz ns0:val="24"/>
-                <ns0:szCs ns0:val="24"/>
-              </ns0:rPr>
-              <ns0:t>任ETL工程师,参与后台ETL开发以及报表开发工作</ns0:t>
+            <ns0:pPr>
+              <ns0:spacing ns0:before="0" ns0:after="0" ns0:line="240" ns0:lineRule="auto"/>
+            </ns0:pPr>
+            <ns0:r>
+              <ns0:rPr>
+                <ns0:rFonts ns0:ascii="仿宋" ns0:hAnsi="仿宋"/>
+              </ns0:rPr>
             </ns0:r>
           </ns0:p>
         </ns0:tc>
@@ -2545,13 +2565,13 @@
             <ns0:vAlign ns0:val="center"/>
           </ns0:tcPr>
           <ns0:p>
-            <ns0:r>
-              <ns0:rPr>
-                <ns0:rFonts ns0:ascii="仿宋" ns0:hAnsi="仿宋" ns0:eastAsia="仿宋" ns0:cs="仿宋"/>
-                <ns0:sz ns0:val="24"/>
-                <ns0:szCs ns0:val="24"/>
-              </ns0:rPr>
-              <ns0:t>2009.09-2009.12</ns0:t>
+            <ns0:pPr>
+              <ns0:spacing ns0:before="0" ns0:after="0" ns0:line="240" ns0:lineRule="auto"/>
+            </ns0:pPr>
+            <ns0:r>
+              <ns0:rPr>
+                <ns0:rFonts ns0:ascii="仿宋" ns0:hAnsi="仿宋"/>
+              </ns0:rPr>
             </ns0:r>
           </ns0:p>
         </ns0:tc>
@@ -2562,13 +2582,13 @@
             <ns0:vAlign ns0:val="center"/>
           </ns0:tcPr>
           <ns0:p>
-            <ns0:r>
-              <ns0:rPr>
-                <ns0:rFonts ns0:ascii="仿宋" ns0:hAnsi="仿宋" ns0:eastAsia="仿宋" ns0:cs="仿宋"/>
-                <ns0:sz ns0:val="24"/>
-                <ns0:szCs ns0:val="24"/>
-              </ns0:rPr>
-              <ns0:t>张家港银行征信系统升级改造项目</ns0:t>
+            <ns0:pPr>
+              <ns0:spacing ns0:before="0" ns0:after="0" ns0:line="240" ns0:lineRule="auto"/>
+            </ns0:pPr>
+            <ns0:r>
+              <ns0:rPr>
+                <ns0:rFonts ns0:ascii="仿宋" ns0:hAnsi="仿宋"/>
+              </ns0:rPr>
             </ns0:r>
           </ns0:p>
         </ns0:tc>
@@ -2579,13 +2599,13 @@
             <ns0:vAlign ns0:val="center"/>
           </ns0:tcPr>
           <ns0:p>
-            <ns0:r>
-              <ns0:rPr>
-                <ns0:rFonts ns0:ascii="仿宋" ns0:hAnsi="仿宋" ns0:eastAsia="仿宋" ns0:cs="仿宋"/>
-                <ns0:sz ns0:val="24"/>
-                <ns0:szCs ns0:val="24"/>
-              </ns0:rPr>
-              <ns0:t>项目经理</ns0:t>
+            <ns0:pPr>
+              <ns0:spacing ns0:before="0" ns0:after="0" ns0:line="240" ns0:lineRule="auto"/>
+            </ns0:pPr>
+            <ns0:r>
+              <ns0:rPr>
+                <ns0:rFonts ns0:ascii="仿宋" ns0:hAnsi="仿宋"/>
+              </ns0:rPr>
             </ns0:r>
           </ns0:p>
         </ns0:tc>
@@ -2596,13 +2616,13 @@
             <ns0:vAlign ns0:val="center"/>
           </ns0:tcPr>
           <ns0:p>
-            <ns0:r>
-              <ns0:rPr>
-                <ns0:rFonts ns0:ascii="仿宋" ns0:hAnsi="仿宋" ns0:eastAsia="仿宋" ns0:cs="仿宋"/>
-                <ns0:sz ns0:val="24"/>
-                <ns0:szCs ns0:val="24"/>
-              </ns0:rPr>
-              <ns0:t>任项目经理，参与需求分析、数据库设计、部分ETL开发工作以及项目管理类工作</ns0:t>
+            <ns0:pPr>
+              <ns0:spacing ns0:before="0" ns0:after="0" ns0:line="240" ns0:lineRule="auto"/>
+            </ns0:pPr>
+            <ns0:r>
+              <ns0:rPr>
+                <ns0:rFonts ns0:ascii="仿宋" ns0:hAnsi="仿宋"/>
+              </ns0:rPr>
             </ns0:r>
           </ns0:p>
         </ns0:tc>
@@ -2618,13 +2638,13 @@
             <ns0:vAlign ns0:val="center"/>
           </ns0:tcPr>
           <ns0:p>
-            <ns0:r>
-              <ns0:rPr>
-                <ns0:rFonts ns0:ascii="仿宋" ns0:hAnsi="仿宋" ns0:eastAsia="仿宋" ns0:cs="仿宋"/>
-                <ns0:sz ns0:val="24"/>
-                <ns0:szCs ns0:val="24"/>
-              </ns0:rPr>
-              <ns0:t>2009.05-2009.08</ns0:t>
+            <ns0:pPr>
+              <ns0:spacing ns0:before="0" ns0:after="0" ns0:line="240" ns0:lineRule="auto"/>
+            </ns0:pPr>
+            <ns0:r>
+              <ns0:rPr>
+                <ns0:rFonts ns0:ascii="仿宋" ns0:hAnsi="仿宋"/>
+              </ns0:rPr>
             </ns0:r>
           </ns0:p>
         </ns0:tc>
@@ -2635,13 +2655,13 @@
             <ns0:vAlign ns0:val="center"/>
           </ns0:tcPr>
           <ns0:p>
-            <ns0:r>
-              <ns0:rPr>
-                <ns0:rFonts ns0:ascii="仿宋" ns0:hAnsi="仿宋" ns0:eastAsia="仿宋" ns0:cs="仿宋"/>
-                <ns0:sz ns0:val="24"/>
-                <ns0:szCs ns0:val="24"/>
-              </ns0:rPr>
-              <ns0:t>平顶山银行征信系统升级改造项目</ns0:t>
+            <ns0:pPr>
+              <ns0:spacing ns0:before="0" ns0:after="0" ns0:line="240" ns0:lineRule="auto"/>
+            </ns0:pPr>
+            <ns0:r>
+              <ns0:rPr>
+                <ns0:rFonts ns0:ascii="仿宋" ns0:hAnsi="仿宋"/>
+              </ns0:rPr>
             </ns0:r>
           </ns0:p>
         </ns0:tc>
@@ -2652,13 +2672,13 @@
             <ns0:vAlign ns0:val="center"/>
           </ns0:tcPr>
           <ns0:p>
-            <ns0:r>
-              <ns0:rPr>
-                <ns0:rFonts ns0:ascii="仿宋" ns0:hAnsi="仿宋" ns0:eastAsia="仿宋" ns0:cs="仿宋"/>
-                <ns0:sz ns0:val="24"/>
-                <ns0:szCs ns0:val="24"/>
-              </ns0:rPr>
-              <ns0:t>项目经理</ns0:t>
+            <ns0:pPr>
+              <ns0:spacing ns0:before="0" ns0:after="0" ns0:line="240" ns0:lineRule="auto"/>
+            </ns0:pPr>
+            <ns0:r>
+              <ns0:rPr>
+                <ns0:rFonts ns0:ascii="仿宋" ns0:hAnsi="仿宋"/>
+              </ns0:rPr>
             </ns0:r>
           </ns0:p>
         </ns0:tc>
@@ -2669,13 +2689,13 @@
             <ns0:vAlign ns0:val="center"/>
           </ns0:tcPr>
           <ns0:p>
-            <ns0:r>
-              <ns0:rPr>
-                <ns0:rFonts ns0:ascii="仿宋" ns0:hAnsi="仿宋" ns0:eastAsia="仿宋" ns0:cs="仿宋"/>
-                <ns0:sz ns0:val="24"/>
-                <ns0:szCs ns0:val="24"/>
-              </ns0:rPr>
-              <ns0:t>任项目经理，参与需求分析、数据库设计、部分ETL开发工作以及项目管理类工作</ns0:t>
+            <ns0:pPr>
+              <ns0:spacing ns0:before="0" ns0:after="0" ns0:line="240" ns0:lineRule="auto"/>
+            </ns0:pPr>
+            <ns0:r>
+              <ns0:rPr>
+                <ns0:rFonts ns0:ascii="仿宋" ns0:hAnsi="仿宋"/>
+              </ns0:rPr>
             </ns0:r>
           </ns0:p>
         </ns0:tc>
@@ -2691,13 +2711,13 @@
             <ns0:vAlign ns0:val="center"/>
           </ns0:tcPr>
           <ns0:p>
-            <ns0:r>
-              <ns0:rPr>
-                <ns0:rFonts ns0:ascii="仿宋" ns0:hAnsi="仿宋" ns0:eastAsia="仿宋" ns0:cs="仿宋"/>
-                <ns0:sz ns0:val="24"/>
-                <ns0:szCs ns0:val="24"/>
-              </ns0:rPr>
-              <ns0:t>2008.10-2009.04</ns0:t>
+            <ns0:pPr>
+              <ns0:spacing ns0:before="0" ns0:after="0" ns0:line="240" ns0:lineRule="auto"/>
+            </ns0:pPr>
+            <ns0:r>
+              <ns0:rPr>
+                <ns0:rFonts ns0:ascii="仿宋" ns0:hAnsi="仿宋"/>
+              </ns0:rPr>
             </ns0:r>
           </ns0:p>
         </ns0:tc>
@@ -2708,13 +2728,13 @@
             <ns0:vAlign ns0:val="center"/>
           </ns0:tcPr>
           <ns0:p>
-            <ns0:r>
-              <ns0:rPr>
-                <ns0:rFonts ns0:ascii="仿宋" ns0:hAnsi="仿宋" ns0:eastAsia="仿宋" ns0:cs="仿宋"/>
-                <ns0:sz ns0:val="24"/>
-                <ns0:szCs ns0:val="24"/>
-              </ns0:rPr>
-              <ns0:t>恒丰银行征信系统升级改造项目</ns0:t>
+            <ns0:pPr>
+              <ns0:spacing ns0:before="0" ns0:after="0" ns0:line="240" ns0:lineRule="auto"/>
+            </ns0:pPr>
+            <ns0:r>
+              <ns0:rPr>
+                <ns0:rFonts ns0:ascii="仿宋" ns0:hAnsi="仿宋"/>
+              </ns0:rPr>
             </ns0:r>
           </ns0:p>
         </ns0:tc>
@@ -2725,13 +2745,13 @@
             <ns0:vAlign ns0:val="center"/>
           </ns0:tcPr>
           <ns0:p>
-            <ns0:r>
-              <ns0:rPr>
-                <ns0:rFonts ns0:ascii="仿宋" ns0:hAnsi="仿宋" ns0:eastAsia="仿宋" ns0:cs="仿宋"/>
-                <ns0:sz ns0:val="24"/>
-                <ns0:szCs ns0:val="24"/>
-              </ns0:rPr>
-              <ns0:t>项目经理</ns0:t>
+            <ns0:pPr>
+              <ns0:spacing ns0:before="0" ns0:after="0" ns0:line="240" ns0:lineRule="auto"/>
+            </ns0:pPr>
+            <ns0:r>
+              <ns0:rPr>
+                <ns0:rFonts ns0:ascii="仿宋" ns0:hAnsi="仿宋"/>
+              </ns0:rPr>
             </ns0:r>
           </ns0:p>
         </ns0:tc>
@@ -2742,13 +2762,13 @@
             <ns0:vAlign ns0:val="center"/>
           </ns0:tcPr>
           <ns0:p>
-            <ns0:r>
-              <ns0:rPr>
-                <ns0:rFonts ns0:ascii="仿宋" ns0:hAnsi="仿宋" ns0:eastAsia="仿宋" ns0:cs="仿宋"/>
-                <ns0:sz ns0:val="24"/>
-                <ns0:szCs ns0:val="24"/>
-              </ns0:rPr>
-              <ns0:t>任项目经理，参与需求分析、数据库设计、部分ETL开发工作以及项目管理类工作</ns0:t>
+            <ns0:pPr>
+              <ns0:spacing ns0:before="0" ns0:after="0" ns0:line="240" ns0:lineRule="auto"/>
+            </ns0:pPr>
+            <ns0:r>
+              <ns0:rPr>
+                <ns0:rFonts ns0:ascii="仿宋" ns0:hAnsi="仿宋"/>
+              </ns0:rPr>
             </ns0:r>
           </ns0:p>
         </ns0:tc>
@@ -2764,13 +2784,13 @@
             <ns0:vAlign ns0:val="center"/>
           </ns0:tcPr>
           <ns0:p>
-            <ns0:r>
-              <ns0:rPr>
-                <ns0:rFonts ns0:ascii="仿宋" ns0:hAnsi="仿宋" ns0:eastAsia="仿宋" ns0:cs="仿宋"/>
-                <ns0:sz ns0:val="24"/>
-                <ns0:szCs ns0:val="24"/>
-              </ns0:rPr>
-              <ns0:t>2008.04-2018.09</ns0:t>
+            <ns0:pPr>
+              <ns0:spacing ns0:before="0" ns0:after="0" ns0:line="240" ns0:lineRule="auto"/>
+            </ns0:pPr>
+            <ns0:r>
+              <ns0:rPr>
+                <ns0:rFonts ns0:ascii="仿宋" ns0:hAnsi="仿宋"/>
+              </ns0:rPr>
             </ns0:r>
           </ns0:p>
         </ns0:tc>
@@ -2781,13 +2801,13 @@
             <ns0:vAlign ns0:val="center"/>
           </ns0:tcPr>
           <ns0:p>
-            <ns0:r>
-              <ns0:rPr>
-                <ns0:rFonts ns0:ascii="仿宋" ns0:hAnsi="仿宋" ns0:eastAsia="仿宋" ns0:cs="仿宋"/>
-                <ns0:sz ns0:val="24"/>
-                <ns0:szCs ns0:val="24"/>
-              </ns0:rPr>
-              <ns0:t>烟台银行征信系统升级改造项目</ns0:t>
+            <ns0:pPr>
+              <ns0:spacing ns0:before="0" ns0:after="0" ns0:line="240" ns0:lineRule="auto"/>
+            </ns0:pPr>
+            <ns0:r>
+              <ns0:rPr>
+                <ns0:rFonts ns0:ascii="仿宋" ns0:hAnsi="仿宋"/>
+              </ns0:rPr>
             </ns0:r>
           </ns0:p>
         </ns0:tc>
@@ -2798,13 +2818,13 @@
             <ns0:vAlign ns0:val="center"/>
           </ns0:tcPr>
           <ns0:p>
-            <ns0:r>
-              <ns0:rPr>
-                <ns0:rFonts ns0:ascii="仿宋" ns0:hAnsi="仿宋" ns0:eastAsia="仿宋" ns0:cs="仿宋"/>
-                <ns0:sz ns0:val="24"/>
-                <ns0:szCs ns0:val="24"/>
-              </ns0:rPr>
-              <ns0:t>ETL工程师</ns0:t>
+            <ns0:pPr>
+              <ns0:spacing ns0:before="0" ns0:after="0" ns0:line="240" ns0:lineRule="auto"/>
+            </ns0:pPr>
+            <ns0:r>
+              <ns0:rPr>
+                <ns0:rFonts ns0:ascii="仿宋" ns0:hAnsi="仿宋"/>
+              </ns0:rPr>
             </ns0:r>
           </ns0:p>
         </ns0:tc>
@@ -2815,13 +2835,13 @@
             <ns0:vAlign ns0:val="center"/>
           </ns0:tcPr>
           <ns0:p>
-            <ns0:r>
-              <ns0:rPr>
-                <ns0:rFonts ns0:ascii="仿宋" ns0:hAnsi="仿宋" ns0:eastAsia="仿宋" ns0:cs="仿宋"/>
-                <ns0:sz ns0:val="24"/>
-                <ns0:szCs ns0:val="24"/>
-              </ns0:rPr>
-              <ns0:t>任实施工程师,参与个人征信系统以及企业征信系统升级改造项目后台的ETL开发工作</ns0:t>
+            <ns0:pPr>
+              <ns0:spacing ns0:before="0" ns0:after="0" ns0:line="240" ns0:lineRule="auto"/>
+            </ns0:pPr>
+            <ns0:r>
+              <ns0:rPr>
+                <ns0:rFonts ns0:ascii="仿宋" ns0:hAnsi="仿宋"/>
+              </ns0:rPr>
             </ns0:r>
           </ns0:p>
         </ns0:tc>
@@ -2837,13 +2857,13 @@
             <ns0:vAlign ns0:val="center"/>
           </ns0:tcPr>
           <ns0:p>
-            <ns0:r>
-              <ns0:rPr>
-                <ns0:rFonts ns0:ascii="仿宋" ns0:hAnsi="仿宋" ns0:eastAsia="仿宋" ns0:cs="仿宋"/>
-                <ns0:sz ns0:val="24"/>
-                <ns0:szCs ns0:val="24"/>
-              </ns0:rPr>
-              <ns0:t>2006.11-2018.03</ns0:t>
+            <ns0:pPr>
+              <ns0:spacing ns0:before="0" ns0:after="0" ns0:line="240" ns0:lineRule="auto"/>
+            </ns0:pPr>
+            <ns0:r>
+              <ns0:rPr>
+                <ns0:rFonts ns0:ascii="仿宋" ns0:hAnsi="仿宋"/>
+              </ns0:rPr>
             </ns0:r>
           </ns0:p>
         </ns0:tc>
@@ -2854,13 +2874,13 @@
             <ns0:vAlign ns0:val="center"/>
           </ns0:tcPr>
           <ns0:p>
-            <ns0:r>
-              <ns0:rPr>
-                <ns0:rFonts ns0:ascii="仿宋" ns0:hAnsi="仿宋" ns0:eastAsia="仿宋" ns0:cs="仿宋"/>
-                <ns0:sz ns0:val="24"/>
-                <ns0:szCs ns0:val="24"/>
-              </ns0:rPr>
-              <ns0:t>郑州银行征信系统升级改造项目</ns0:t>
+            <ns0:pPr>
+              <ns0:spacing ns0:before="0" ns0:after="0" ns0:line="240" ns0:lineRule="auto"/>
+            </ns0:pPr>
+            <ns0:r>
+              <ns0:rPr>
+                <ns0:rFonts ns0:ascii="仿宋" ns0:hAnsi="仿宋"/>
+              </ns0:rPr>
             </ns0:r>
           </ns0:p>
         </ns0:tc>
@@ -2871,13 +2891,13 @@
             <ns0:vAlign ns0:val="center"/>
           </ns0:tcPr>
           <ns0:p>
-            <ns0:r>
-              <ns0:rPr>
-                <ns0:rFonts ns0:ascii="仿宋" ns0:hAnsi="仿宋" ns0:eastAsia="仿宋" ns0:cs="仿宋"/>
-                <ns0:sz ns0:val="24"/>
-                <ns0:szCs ns0:val="24"/>
-              </ns0:rPr>
-              <ns0:t>ETL工程师</ns0:t>
+            <ns0:pPr>
+              <ns0:spacing ns0:before="0" ns0:after="0" ns0:line="240" ns0:lineRule="auto"/>
+            </ns0:pPr>
+            <ns0:r>
+              <ns0:rPr>
+                <ns0:rFonts ns0:ascii="仿宋" ns0:hAnsi="仿宋"/>
+              </ns0:rPr>
             </ns0:r>
           </ns0:p>
         </ns0:tc>
@@ -2888,13 +2908,13 @@
             <ns0:vAlign ns0:val="center"/>
           </ns0:tcPr>
           <ns0:p>
-            <ns0:r>
-              <ns0:rPr>
-                <ns0:rFonts ns0:ascii="仿宋" ns0:hAnsi="仿宋" ns0:eastAsia="仿宋" ns0:cs="仿宋"/>
-                <ns0:sz ns0:val="24"/>
-                <ns0:szCs ns0:val="24"/>
-              </ns0:rPr>
-              <ns0:t>任实施工程师,参与个人征信系统以及企业征信系统升级改造项目后台的ETL开发工作</ns0:t>
+            <ns0:pPr>
+              <ns0:spacing ns0:before="0" ns0:after="0" ns0:line="240" ns0:lineRule="auto"/>
+            </ns0:pPr>
+            <ns0:r>
+              <ns0:rPr>
+                <ns0:rFonts ns0:ascii="仿宋" ns0:hAnsi="仿宋"/>
+              </ns0:rPr>
             </ns0:r>
           </ns0:p>
         </ns0:tc>
